--- a/Project/Microsoft-Word-Project-Template.docx
+++ b/Project/Microsoft-Word-Project-Template.docx
@@ -1,16 +1,14 @@
 
 <file path=word/document.xml><?xml version="1.0" encoding="utf-8"?>
-<w:document xmlns:o="urn:schemas-microsoft-com:office:office" xmlns:r="http://schemas.openxmlformats.org/officeDocument/2006/relationships" xmlns:v="urn:schemas-microsoft-com:vml" xmlns:w="http://schemas.openxmlformats.org/wordprocessingml/2006/main" xmlns:w10="urn:schemas-microsoft-com:office:word" xmlns:wp="http://schemas.openxmlformats.org/drawingml/2006/wordprocessingDrawing" xmlns:wps="http://schemas.microsoft.com/office/word/2010/wordprocessingShape" xmlns:wpg="http://schemas.microsoft.com/office/word/2010/wordprocessingGroup" xmlns:mc="http://schemas.openxmlformats.org/markup-compatibility/2006" xmlns:wp14="http://schemas.microsoft.com/office/word/2010/wordprocessingDrawing" xmlns:w14="http://schemas.microsoft.com/office/word/2010/wordml" xmlns:w15="http://schemas.microsoft.com/office/word/2012/wordml" mc:Ignorable="w14 wp14 w15">
+<w:document xmlns:wpc="http://schemas.microsoft.com/office/word/2010/wordprocessingCanvas" xmlns:cx="http://schemas.microsoft.com/office/drawing/2014/chartex" xmlns:cx1="http://schemas.microsoft.com/office/drawing/2015/9/8/chartex" xmlns:cx2="http://schemas.microsoft.com/office/drawing/2015/10/21/chartex" xmlns:cx3="http://schemas.microsoft.com/office/drawing/2016/5/9/chartex" xmlns:cx4="http://schemas.microsoft.com/office/drawing/2016/5/10/chartex" xmlns:cx5="http://schemas.microsoft.com/office/drawing/2016/5/11/chartex" xmlns:cx6="http://schemas.microsoft.com/office/drawing/2016/5/12/chartex" xmlns:cx7="http://schemas.microsoft.com/office/drawing/2016/5/13/chartex" xmlns:cx8="http://schemas.microsoft.com/office/drawing/2016/5/14/chartex" xmlns:mc="http://schemas.openxmlformats.org/markup-compatibility/2006" xmlns:aink="http://schemas.microsoft.com/office/drawing/2016/ink" xmlns:am3d="http://schemas.microsoft.com/office/drawing/2017/model3d" xmlns:o="urn:schemas-microsoft-com:office:office" xmlns:oel="http://schemas.microsoft.com/office/2019/extlst" xmlns:r="http://schemas.openxmlformats.org/officeDocument/2006/relationships" xmlns:m="http://schemas.openxmlformats.org/officeDocument/2006/math" xmlns:v="urn:schemas-microsoft-com:vml" xmlns:wp14="http://schemas.microsoft.com/office/word/2010/wordprocessingDrawing" xmlns:wp="http://schemas.openxmlformats.org/drawingml/2006/wordprocessingDrawing" xmlns:w10="urn:schemas-microsoft-com:office:word" xmlns:w="http://schemas.openxmlformats.org/wordprocessingml/2006/main" xmlns:w14="http://schemas.microsoft.com/office/word/2010/wordml" xmlns:w15="http://schemas.microsoft.com/office/word/2012/wordml" xmlns:w16cex="http://schemas.microsoft.com/office/word/2018/wordml/cex" xmlns:w16cid="http://schemas.microsoft.com/office/word/2016/wordml/cid" xmlns:w16="http://schemas.microsoft.com/office/word/2018/wordml" xmlns:w16du="http://schemas.microsoft.com/office/word/2023/wordml/word16du" xmlns:w16sdtdh="http://schemas.microsoft.com/office/word/2020/wordml/sdtdatahash" xmlns:w16sdtfl="http://schemas.microsoft.com/office/word/2024/wordml/sdtformatlock" xmlns:w16se="http://schemas.microsoft.com/office/word/2015/wordml/symex" xmlns:wpg="http://schemas.microsoft.com/office/word/2010/wordprocessingGroup" xmlns:wpi="http://schemas.microsoft.com/office/word/2010/wordprocessingInk" xmlns:wne="http://schemas.microsoft.com/office/word/2006/wordml" xmlns:wps="http://schemas.microsoft.com/office/word/2010/wordprocessingShape" mc:Ignorable="w14 w15 w16se w16cid w16 w16cex w16sdtdh w16sdtfl w16du wp14">
   <w:body>
     <w:p>
       <w:pPr>
         <w:pStyle w:val="IOPTitle"/>
-        <w:rPr/>
       </w:pPr>
       <w:r>
         <w:rPr>
           <w:rStyle w:val="IOPTitleChar"/>
-          <w:b w:val="false"/>
           <w:sz w:val="40"/>
           <w:szCs w:val="40"/>
         </w:rPr>
@@ -20,7 +18,6 @@
     <w:p>
       <w:pPr>
         <w:pStyle w:val="IOPAuthor"/>
-        <w:rPr/>
       </w:pPr>
       <w:r>
         <w:rPr>
@@ -41,7 +38,6 @@
     <w:p>
       <w:pPr>
         <w:pStyle w:val="IOPAff"/>
-        <w:rPr/>
       </w:pPr>
       <w:r>
         <w:rPr>
@@ -84,11 +80,8 @@
       </w:r>
       <w:r>
         <w:rPr>
-          <w:position w:val="0"/>
-          <w:sz w:val="22"/>
           <w:sz w:val="22"/>
           <w:szCs w:val="22"/>
-          <w:vertAlign w:val="baseline"/>
         </w:rPr>
         <w:t>cougarbellinger@arizona.edu</w:t>
       </w:r>
@@ -101,41 +94,32 @@
           <w:szCs w:val="22"/>
         </w:rPr>
       </w:pPr>
-      <w:r>
-        <w:rPr>
-          <w:sz w:val="22"/>
+    </w:p>
+    <w:p>
+      <w:pPr>
+        <w:pStyle w:val="IOPH1"/>
+        <w:rPr>
           <w:szCs w:val="22"/>
         </w:rPr>
+      </w:pPr>
+      <w:r>
+        <w:rPr>
+          <w:szCs w:val="22"/>
+        </w:rPr>
+        <w:t>Abstract</w:t>
       </w:r>
     </w:p>
     <w:p>
       <w:pPr>
         <w:pStyle w:val="IOPH1"/>
         <w:rPr>
+          <w:b w:val="0"/>
           <w:szCs w:val="22"/>
         </w:rPr>
       </w:pPr>
       <w:r>
         <w:rPr>
-          <w:szCs w:val="22"/>
-        </w:rPr>
-        <w:t>Abstract</w:t>
-      </w:r>
-    </w:p>
-    <w:p>
-      <w:pPr>
-        <w:pStyle w:val="IOPH1"/>
-        <w:rPr>
-          <w:b w:val="false"/>
-          <w:b w:val="false"/>
-          <w:bCs w:val="false"/>
-          <w:szCs w:val="22"/>
-        </w:rPr>
-      </w:pPr>
-      <w:r>
-        <w:rPr>
-          <w:b w:val="false"/>
-          <w:bCs w:val="false"/>
+          <w:b w:val="0"/>
           <w:szCs w:val="22"/>
         </w:rPr>
         <w:t xml:space="preserve">In this project, I study the Difference-of-Convex Algorithm for solving non-convex optimization problems. </w:t>
@@ -167,52 +151,25 @@
         <w:rPr>
           <w:sz w:val="22"/>
         </w:rPr>
-        <w:t xml:space="preserve">Keywords: </w:t>
-      </w:r>
-      <w:r>
-        <w:rPr>
-          <w:sz w:val="22"/>
-        </w:rPr>
-        <w:t>Non-Convex Optimization</w:t>
-      </w:r>
-      <w:r>
-        <w:rPr>
-          <w:sz w:val="22"/>
-        </w:rPr>
-        <w:t xml:space="preserve">, </w:t>
-      </w:r>
-      <w:r>
-        <w:rPr>
-          <w:sz w:val="22"/>
-        </w:rPr>
-        <w:t>Difference-of-Convex Algorithm</w:t>
-      </w:r>
-      <w:r>
-        <w:rPr>
-          <w:sz w:val="22"/>
-        </w:rPr>
-        <w:t>, term</w:t>
+        <w:t>Keywords: Non-Convex Optimization, Difference-of-Convex Algorithm, term</w:t>
       </w:r>
     </w:p>
     <w:p>
       <w:pPr>
         <w:sectPr>
-          <w:headerReference w:type="default" r:id="rId2"/>
-          <w:footerReference w:type="default" r:id="rId3"/>
-          <w:type w:val="nextPage"/>
+          <w:headerReference w:type="default" r:id="rId7"/>
+          <w:footerReference w:type="default" r:id="rId8"/>
           <w:pgSz w:w="11906" w:h="16838"/>
-          <w:pgMar w:left="907" w:right="907" w:gutter="0" w:header="709" w:top="2098" w:footer="709" w:bottom="1474"/>
-          <w:pgNumType w:fmt="decimal"/>
-          <w:formProt w:val="false"/>
-          <w:textDirection w:val="lrTb"/>
-          <w:docGrid w:type="default" w:linePitch="360" w:charSpace="0"/>
+          <w:pgMar w:top="2098" w:right="907" w:bottom="1474" w:left="907" w:header="709" w:footer="709" w:gutter="0"/>
+          <w:cols w:space="720"/>
+          <w:formProt w:val="0"/>
+          <w:docGrid w:linePitch="360"/>
         </w:sectPr>
       </w:pPr>
     </w:p>
     <w:p>
       <w:pPr>
         <w:pStyle w:val="IOPH1"/>
-        <w:rPr/>
       </w:pPr>
       <w:r>
         <w:rPr>
@@ -225,7 +182,7 @@
     <w:p>
       <w:pPr>
         <w:pStyle w:val="IOPText"/>
-        <w:ind w:right="0" w:hanging="0"/>
+        <w:ind w:firstLine="0"/>
         <w:rPr>
           <w:sz w:val="22"/>
           <w:lang w:val="en-US" w:eastAsia="en-US"/>
@@ -274,23 +231,17 @@
     <w:p>
       <w:pPr>
         <w:pStyle w:val="IOPText"/>
-        <w:ind w:right="0" w:hanging="0"/>
-        <w:rPr>
-          <w:sz w:val="22"/>
-          <w:lang w:val="en-US" w:eastAsia="en-US"/>
-        </w:rPr>
-      </w:pPr>
-      <w:r>
-        <w:rPr>
-          <w:sz w:val="22"/>
-          <w:lang w:val="en-US" w:eastAsia="en-US"/>
-        </w:rPr>
-      </w:r>
-    </w:p>
-    <w:p>
-      <w:pPr>
-        <w:pStyle w:val="IOPText"/>
-        <w:ind w:right="0" w:hanging="0"/>
+        <w:ind w:firstLine="0"/>
+        <w:rPr>
+          <w:sz w:val="22"/>
+          <w:lang w:val="en-US" w:eastAsia="en-US"/>
+        </w:rPr>
+      </w:pPr>
+    </w:p>
+    <w:p>
+      <w:pPr>
+        <w:pStyle w:val="IOPText"/>
+        <w:ind w:firstLine="0"/>
         <w:rPr>
           <w:sz w:val="22"/>
           <w:lang w:val="en-US" w:eastAsia="en-US"/>
@@ -346,8 +297,6 @@
       </w:r>
       <w:r>
         <w:rPr>
-          <w:b w:val="false"/>
-          <w:bCs w:val="false"/>
           <w:sz w:val="22"/>
           <w:lang w:val="en-US" w:eastAsia="en-US"/>
         </w:rPr>
@@ -357,17 +306,14 @@
     <w:p>
       <w:pPr>
         <w:pStyle w:val="IOPText"/>
-        <w:ind w:right="0" w:hanging="0"/>
-        <w:jc w:val="both"/>
-        <w:rPr>
-          <w:sz w:val="22"/>
-          <w:lang w:val="en-US" w:eastAsia="en-US"/>
-        </w:rPr>
-      </w:pPr>
-      <w:r>
-        <w:rPr>
-          <w:b w:val="false"/>
-          <w:bCs w:val="false"/>
+        <w:ind w:firstLine="0"/>
+        <w:rPr>
+          <w:sz w:val="22"/>
+          <w:lang w:val="en-US" w:eastAsia="en-US"/>
+        </w:rPr>
+      </w:pPr>
+      <w:r>
+        <w:rPr>
           <w:sz w:val="22"/>
           <w:lang w:val="en-US" w:eastAsia="en-US"/>
         </w:rPr>
@@ -377,59 +323,57 @@
     <w:p>
       <w:pPr>
         <w:pStyle w:val="IOPText"/>
-        <w:ind w:right="0" w:hanging="0"/>
+        <w:ind w:firstLine="0"/>
         <w:jc w:val="center"/>
-        <w:rPr>
-          <w:b w:val="false"/>
-          <w:b w:val="false"/>
-          <w:bCs w:val="false"/>
-        </w:rPr>
-      </w:pPr>
-      <w:r>
-        <w:rPr>
-          <w:sz w:val="22"/>
-          <w:lang w:val="en-US" w:eastAsia="en-US"/>
-        </w:rPr>
-      </w:r>
-    </w:p>
-    <w:p>
-      <w:pPr>
-        <w:pStyle w:val="IOPText"/>
-        <w:ind w:right="0" w:hanging="0"/>
-        <w:jc w:val="both"/>
-        <w:rPr>
-          <w:sz w:val="22"/>
-          <w:lang w:val="en-US" w:eastAsia="en-US"/>
-        </w:rPr>
-      </w:pPr>
-      <w:r>
-        <w:rPr>
-          <w:b w:val="false"/>
-          <w:bCs w:val="false"/>
+      </w:pPr>
+    </w:p>
+    <w:p>
+      <w:pPr>
+        <w:pStyle w:val="IOPText"/>
+        <w:ind w:firstLine="0"/>
+        <w:rPr>
+          <w:sz w:val="22"/>
+          <w:lang w:val="en-US" w:eastAsia="en-US"/>
+        </w:rPr>
+      </w:pPr>
+      <w:r>
+        <w:rPr>
           <w:sz w:val="22"/>
           <w:lang w:val="en-US" w:eastAsia="en-US"/>
         </w:rPr>
         <w:tab/>
+      </w:r>
+      <w:r>
+        <w:rPr>
+          <w:sz w:val="22"/>
+          <w:lang w:val="en-US" w:eastAsia="en-US"/>
+        </w:rPr>
         <w:tab/>
+      </w:r>
+      <w:r>
+        <w:rPr>
+          <w:sz w:val="22"/>
+          <w:lang w:val="en-US" w:eastAsia="en-US"/>
+        </w:rPr>
         <w:tab/>
+      </w:r>
+      <w:r>
+        <w:rPr>
+          <w:sz w:val="22"/>
+          <w:lang w:val="en-US" w:eastAsia="en-US"/>
+        </w:rPr>
         <w:tab/>
+      </w:r>
+      <w:r>
+        <w:rPr>
+          <w:sz w:val="22"/>
+          <w:lang w:val="en-US" w:eastAsia="en-US"/>
+        </w:rPr>
         <w:tab/>
-      </w:r>
-      <w:r>
-        <w:rPr>
-          <w:b w:val="false"/>
-          <w:bCs w:val="false"/>
-          <w:i w:val="false"/>
-          <w:iCs w:val="false"/>
-          <w:sz w:val="22"/>
-          <w:lang w:val="en-US" w:eastAsia="en-US"/>
-        </w:rPr>
         <w:t xml:space="preserve">minimize    </w:t>
       </w:r>
       <w:r>
         <w:rPr>
-          <w:b w:val="false"/>
-          <w:bCs w:val="false"/>
           <w:i/>
           <w:iCs/>
           <w:sz w:val="22"/>
@@ -441,180 +385,162 @@
     <w:p>
       <w:pPr>
         <w:pStyle w:val="IOPText"/>
-        <w:ind w:left="0" w:right="0" w:hanging="0"/>
-        <w:jc w:val="both"/>
-        <w:rPr>
-          <w:sz w:val="22"/>
-          <w:lang w:val="en-US" w:eastAsia="en-US"/>
-        </w:rPr>
-      </w:pPr>
-      <w:r>
-        <w:rPr>
-          <w:b w:val="false"/>
-          <w:bCs w:val="false"/>
+        <w:ind w:firstLine="0"/>
+        <w:rPr>
+          <w:sz w:val="22"/>
+          <w:lang w:val="en-US" w:eastAsia="en-US"/>
+        </w:rPr>
+      </w:pPr>
+      <w:r>
+        <w:rPr>
           <w:i/>
           <w:iCs/>
           <w:sz w:val="22"/>
           <w:lang w:val="en-US" w:eastAsia="en-US"/>
         </w:rPr>
         <w:tab/>
-        <w:tab/>
-        <w:tab/>
-        <w:tab/>
-        <w:tab/>
-      </w:r>
-      <w:r>
-        <w:rPr>
-          <w:b w:val="false"/>
-          <w:bCs w:val="false"/>
-          <w:i w:val="false"/>
-          <w:iCs w:val="false"/>
-          <w:sz w:val="22"/>
-          <w:lang w:val="en-US" w:eastAsia="en-US"/>
-        </w:rPr>
-        <w:t>subject</w:t>
-      </w:r>
-      <w:r>
-        <w:rPr>
-          <w:b w:val="false"/>
-          <w:bCs w:val="false"/>
+      </w:r>
+      <w:r>
+        <w:rPr>
           <w:i/>
           <w:iCs/>
           <w:sz w:val="22"/>
           <w:lang w:val="en-US" w:eastAsia="en-US"/>
         </w:rPr>
-        <w:t xml:space="preserve"> </w:t>
-      </w:r>
-      <w:r>
-        <w:rPr>
-          <w:b w:val="false"/>
-          <w:bCs w:val="false"/>
-          <w:i w:val="false"/>
-          <w:iCs w:val="false"/>
-          <w:sz w:val="22"/>
-          <w:lang w:val="en-US" w:eastAsia="en-US"/>
-        </w:rPr>
-        <w:t xml:space="preserve">to    </w:t>
-      </w:r>
-      <w:r>
-        <w:rPr>
-          <w:b w:val="false"/>
-          <w:bCs w:val="false"/>
+        <w:tab/>
+      </w:r>
+      <w:r>
+        <w:rPr>
           <w:i/>
           <w:iCs/>
           <w:sz w:val="22"/>
           <w:lang w:val="en-US" w:eastAsia="en-US"/>
         </w:rPr>
-        <w:t>x ∈ C,</w:t>
-      </w:r>
-      <w:r>
-        <w:rPr>
-          <w:b w:val="false"/>
-          <w:bCs w:val="false"/>
-          <w:sz w:val="22"/>
-          <w:lang w:val="en-US" w:eastAsia="en-US"/>
-        </w:rPr>
-        <w:t xml:space="preserve"> </w:t>
-      </w:r>
-    </w:p>
-    <w:p>
-      <w:pPr>
-        <w:pStyle w:val="IOPText"/>
-        <w:ind w:left="0" w:right="0" w:hanging="0"/>
-        <w:jc w:val="both"/>
-        <w:rPr>
-          <w:b w:val="false"/>
-          <w:b w:val="false"/>
-          <w:bCs w:val="false"/>
-        </w:rPr>
-      </w:pPr>
-      <w:r>
-        <w:rPr>
-          <w:sz w:val="22"/>
-          <w:lang w:val="en-US" w:eastAsia="en-US"/>
-        </w:rPr>
-      </w:r>
-    </w:p>
-    <w:p>
-      <w:pPr>
-        <w:pStyle w:val="IOPText"/>
-        <w:ind w:right="0" w:hanging="0"/>
-        <w:jc w:val="both"/>
-        <w:rPr>
-          <w:sz w:val="22"/>
-          <w:lang w:val="en-US" w:eastAsia="en-US"/>
-        </w:rPr>
-      </w:pPr>
-      <w:r>
-        <w:rPr>
-          <w:b w:val="false"/>
-          <w:bCs w:val="false"/>
-          <w:sz w:val="22"/>
-          <w:lang w:val="en-US" w:eastAsia="en-US"/>
-        </w:rPr>
-        <w:t xml:space="preserve">where functions </w:t>
-      </w:r>
-      <w:r>
-        <w:rPr>
-          <w:b w:val="false"/>
-          <w:bCs w:val="false"/>
+        <w:tab/>
+      </w:r>
+      <w:r>
+        <w:rPr>
           <w:i/>
           <w:iCs/>
           <w:sz w:val="22"/>
           <w:lang w:val="en-US" w:eastAsia="en-US"/>
         </w:rPr>
-        <w:t xml:space="preserve">g </w:t>
-      </w:r>
-      <w:r>
-        <w:rPr>
-          <w:b w:val="false"/>
-          <w:bCs w:val="false"/>
-          <w:i w:val="false"/>
-          <w:iCs w:val="false"/>
-          <w:sz w:val="22"/>
-          <w:lang w:val="en-US" w:eastAsia="en-US"/>
-        </w:rPr>
-        <w:t xml:space="preserve">and </w:t>
-      </w:r>
-      <w:r>
-        <w:rPr>
-          <w:b w:val="false"/>
-          <w:bCs w:val="false"/>
+        <w:tab/>
+      </w:r>
+      <w:r>
+        <w:rPr>
           <w:i/>
           <w:iCs/>
           <w:sz w:val="22"/>
           <w:lang w:val="en-US" w:eastAsia="en-US"/>
         </w:rPr>
-        <w:t xml:space="preserve">h </w:t>
-      </w:r>
-      <w:r>
-        <w:rPr>
-          <w:b w:val="false"/>
-          <w:bCs w:val="false"/>
-          <w:i w:val="false"/>
-          <w:iCs w:val="false"/>
-          <w:sz w:val="22"/>
-          <w:lang w:val="en-US" w:eastAsia="en-US"/>
-        </w:rPr>
-        <w:t xml:space="preserve">are convex and differentiable, and </w:t>
-      </w:r>
-      <w:r>
-        <w:rPr>
-          <w:b w:val="false"/>
-          <w:bCs w:val="false"/>
+        <w:tab/>
+      </w:r>
+      <w:r>
+        <w:rPr>
+          <w:sz w:val="22"/>
+          <w:lang w:val="en-US" w:eastAsia="en-US"/>
+        </w:rPr>
+        <w:t>subject</w:t>
+      </w:r>
+      <w:r>
+        <w:rPr>
           <w:i/>
           <w:iCs/>
           <w:sz w:val="22"/>
           <w:lang w:val="en-US" w:eastAsia="en-US"/>
         </w:rPr>
+        <w:t xml:space="preserve"> </w:t>
+      </w:r>
+      <w:r>
+        <w:rPr>
+          <w:sz w:val="22"/>
+          <w:lang w:val="en-US" w:eastAsia="en-US"/>
+        </w:rPr>
+        <w:t xml:space="preserve">to    </w:t>
+      </w:r>
+      <w:r>
+        <w:rPr>
+          <w:i/>
+          <w:iCs/>
+          <w:sz w:val="22"/>
+          <w:lang w:val="en-US" w:eastAsia="en-US"/>
+        </w:rPr>
+        <w:t>x ∈ C,</w:t>
+      </w:r>
+      <w:r>
+        <w:rPr>
+          <w:sz w:val="22"/>
+          <w:lang w:val="en-US" w:eastAsia="en-US"/>
+        </w:rPr>
+        <w:t xml:space="preserve"> </w:t>
+      </w:r>
+    </w:p>
+    <w:p>
+      <w:pPr>
+        <w:pStyle w:val="IOPText"/>
+        <w:ind w:firstLine="0"/>
+      </w:pPr>
+    </w:p>
+    <w:p>
+      <w:pPr>
+        <w:pStyle w:val="IOPText"/>
+        <w:ind w:firstLine="0"/>
+        <w:rPr>
+          <w:sz w:val="22"/>
+          <w:lang w:val="en-US" w:eastAsia="en-US"/>
+        </w:rPr>
+      </w:pPr>
+      <w:r>
+        <w:rPr>
+          <w:sz w:val="22"/>
+          <w:lang w:val="en-US" w:eastAsia="en-US"/>
+        </w:rPr>
+        <w:t xml:space="preserve">where functions </w:t>
+      </w:r>
+      <w:r>
+        <w:rPr>
+          <w:i/>
+          <w:iCs/>
+          <w:sz w:val="22"/>
+          <w:lang w:val="en-US" w:eastAsia="en-US"/>
+        </w:rPr>
+        <w:t xml:space="preserve">g </w:t>
+      </w:r>
+      <w:r>
+        <w:rPr>
+          <w:sz w:val="22"/>
+          <w:lang w:val="en-US" w:eastAsia="en-US"/>
+        </w:rPr>
+        <w:t xml:space="preserve">and </w:t>
+      </w:r>
+      <w:r>
+        <w:rPr>
+          <w:i/>
+          <w:iCs/>
+          <w:sz w:val="22"/>
+          <w:lang w:val="en-US" w:eastAsia="en-US"/>
+        </w:rPr>
+        <w:t xml:space="preserve">h </w:t>
+      </w:r>
+      <w:r>
+        <w:rPr>
+          <w:sz w:val="22"/>
+          <w:lang w:val="en-US" w:eastAsia="en-US"/>
+        </w:rPr>
+        <w:t xml:space="preserve">are convex and differentiable, and </w:t>
+      </w:r>
+      <w:r>
+        <w:rPr>
+          <w:i/>
+          <w:iCs/>
+          <w:sz w:val="22"/>
+          <w:lang w:val="en-US" w:eastAsia="en-US"/>
+        </w:rPr>
         <w:t>C</w:t>
       </w:r>
       <w:r>
         <w:rPr>
-          <w:b w:val="false"/>
-          <w:bCs w:val="false"/>
-          <w:i w:val="false"/>
-          <w:iCs w:val="false"/>
           <w:sz w:val="22"/>
           <w:lang w:val="en-US" w:eastAsia="en-US"/>
         </w:rPr>
@@ -627,19 +553,18 @@
     <w:p>
       <w:pPr>
         <w:pStyle w:val="IOPText"/>
-        <w:ind w:right="0" w:hanging="0"/>
-        <w:rPr>
-          <w:sz w:val="22"/>
-          <w:lang w:val="en-US" w:eastAsia="en-US"/>
-        </w:rPr>
-      </w:pPr>
-      <w:r>
-        <w:rPr>
-          <w:b w:val="false"/>
-          <w:bCs w:val="false"/>
-          <w:sz w:val="22"/>
-          <w:lang w:val="en-US" w:eastAsia="en-US"/>
-        </w:rPr>
+        <w:ind w:firstLine="0"/>
+        <w:rPr>
+          <w:sz w:val="22"/>
+          <w:lang w:val="en-US" w:eastAsia="en-US"/>
+        </w:rPr>
+      </w:pPr>
+      <w:r>
+        <w:rPr>
+          <w:sz w:val="22"/>
+          <w:lang w:val="en-US" w:eastAsia="en-US"/>
+        </w:rPr>
+        <w:lastRenderedPageBreak/>
         <w:t xml:space="preserve">The </w:t>
       </w:r>
       <w:r>
@@ -653,8 +578,6 @@
       </w:r>
       <w:r>
         <w:rPr>
-          <w:b w:val="false"/>
-          <w:bCs w:val="false"/>
           <w:sz w:val="22"/>
           <w:lang w:val="en-US" w:eastAsia="en-US"/>
         </w:rPr>
@@ -671,8 +594,6 @@
       </w:r>
       <w:r>
         <w:rPr>
-          <w:b w:val="false"/>
-          <w:bCs w:val="false"/>
           <w:sz w:val="22"/>
           <w:lang w:val="en-US" w:eastAsia="en-US"/>
         </w:rPr>
@@ -687,12 +608,6 @@
           <w:lang w:val="en-US" w:eastAsia="en-US"/>
         </w:rPr>
       </w:pPr>
-      <w:r>
-        <w:rPr>
-          <w:sz w:val="22"/>
-          <w:lang w:val="en-US" w:eastAsia="en-US"/>
-        </w:rPr>
-      </w:r>
     </w:p>
     <w:p>
       <w:pPr>
@@ -711,7 +626,7 @@
     <w:p>
       <w:pPr>
         <w:pStyle w:val="IOPText"/>
-        <w:ind w:right="0" w:hanging="0"/>
+        <w:ind w:firstLine="0"/>
         <w:rPr>
           <w:sz w:val="22"/>
           <w:lang w:val="en-US" w:eastAsia="en-US"/>
@@ -728,18 +643,12 @@
     <w:p>
       <w:pPr>
         <w:pStyle w:val="IOPText"/>
-        <w:ind w:right="0" w:hanging="0"/>
-        <w:rPr>
-          <w:sz w:val="22"/>
-          <w:lang w:val="en-US" w:eastAsia="en-US"/>
-        </w:rPr>
-      </w:pPr>
-      <w:r>
-        <w:rPr>
-          <w:sz w:val="22"/>
-          <w:lang w:val="en-US" w:eastAsia="en-US"/>
-        </w:rPr>
-      </w:r>
+        <w:ind w:firstLine="0"/>
+        <w:rPr>
+          <w:sz w:val="22"/>
+          <w:lang w:val="en-US" w:eastAsia="en-US"/>
+        </w:rPr>
+      </w:pPr>
     </w:p>
     <w:p>
       <w:pPr>
@@ -750,42 +659,32 @@
         </w:numPr>
         <w:rPr>
           <w:b/>
+          <w:bCs/>
+          <w:sz w:val="22"/>
+          <w:lang w:val="en-US" w:eastAsia="en-US"/>
+        </w:rPr>
+      </w:pPr>
+      <w:r>
+        <w:rPr>
           <w:b/>
           <w:bCs/>
           <w:sz w:val="22"/>
           <w:lang w:val="en-US" w:eastAsia="en-US"/>
         </w:rPr>
-      </w:pPr>
-      <w:r>
-        <w:rPr>
-          <w:b/>
-          <w:bCs/>
-          <w:sz w:val="22"/>
-          <w:lang w:val="en-US" w:eastAsia="en-US"/>
-        </w:rPr>
         <w:t>Machine Learning and Data Science:</w:t>
       </w:r>
     </w:p>
     <w:p>
       <w:pPr>
         <w:pStyle w:val="IOPText"/>
-        <w:numPr>
-          <w:ilvl w:val="0"/>
-          <w:numId w:val="0"/>
-        </w:numPr>
-        <w:ind w:left="720" w:hanging="0"/>
-        <w:rPr>
-          <w:b w:val="false"/>
-          <w:b w:val="false"/>
-          <w:bCs w:val="false"/>
-          <w:sz w:val="22"/>
-          <w:lang w:val="en-US" w:eastAsia="en-US"/>
-        </w:rPr>
-      </w:pPr>
-      <w:r>
-        <w:rPr>
-          <w:b w:val="false"/>
-          <w:bCs w:val="false"/>
+        <w:ind w:left="720" w:firstLine="0"/>
+        <w:rPr>
+          <w:sz w:val="22"/>
+          <w:lang w:val="en-US" w:eastAsia="en-US"/>
+        </w:rPr>
+      </w:pPr>
+      <w:r>
+        <w:rPr>
           <w:sz w:val="22"/>
           <w:lang w:val="en-US" w:eastAsia="en-US"/>
         </w:rPr>
@@ -793,8 +692,6 @@
       </w:r>
       <w:r>
         <w:rPr>
-          <w:b w:val="false"/>
-          <w:bCs w:val="false"/>
           <w:color w:val="F10D0C"/>
           <w:sz w:val="22"/>
           <w:lang w:val="en-US" w:eastAsia="en-US"/>
@@ -803,8 +700,6 @@
       </w:r>
       <w:r>
         <w:rPr>
-          <w:b w:val="false"/>
-          <w:bCs w:val="false"/>
           <w:sz w:val="22"/>
           <w:lang w:val="en-US" w:eastAsia="en-US"/>
         </w:rPr>
@@ -814,27 +709,12 @@
     <w:p>
       <w:pPr>
         <w:pStyle w:val="IOPText"/>
-        <w:numPr>
-          <w:ilvl w:val="0"/>
-          <w:numId w:val="0"/>
-        </w:numPr>
-        <w:ind w:left="720" w:hanging="0"/>
-        <w:rPr>
-          <w:b w:val="false"/>
-          <w:b w:val="false"/>
-          <w:bCs w:val="false"/>
-          <w:sz w:val="22"/>
-          <w:lang w:val="en-US" w:eastAsia="en-US"/>
-        </w:rPr>
-      </w:pPr>
-      <w:r>
-        <w:rPr>
-          <w:b w:val="false"/>
-          <w:bCs w:val="false"/>
-          <w:sz w:val="22"/>
-          <w:lang w:val="en-US" w:eastAsia="en-US"/>
-        </w:rPr>
-      </w:r>
+        <w:ind w:left="720" w:firstLine="0"/>
+        <w:rPr>
+          <w:sz w:val="22"/>
+          <w:lang w:val="en-US" w:eastAsia="en-US"/>
+        </w:rPr>
+      </w:pPr>
     </w:p>
     <w:p>
       <w:pPr>
@@ -845,42 +725,32 @@
         </w:numPr>
         <w:rPr>
           <w:b/>
+          <w:bCs/>
+          <w:sz w:val="22"/>
+          <w:lang w:val="en-US" w:eastAsia="en-US"/>
+        </w:rPr>
+      </w:pPr>
+      <w:r>
+        <w:rPr>
           <w:b/>
           <w:bCs/>
           <w:sz w:val="22"/>
           <w:lang w:val="en-US" w:eastAsia="en-US"/>
         </w:rPr>
-      </w:pPr>
-      <w:r>
-        <w:rPr>
-          <w:b/>
-          <w:bCs/>
-          <w:sz w:val="22"/>
-          <w:lang w:val="en-US" w:eastAsia="en-US"/>
-        </w:rPr>
         <w:t>Signal Processing:</w:t>
       </w:r>
     </w:p>
     <w:p>
       <w:pPr>
         <w:pStyle w:val="IOPText"/>
-        <w:numPr>
-          <w:ilvl w:val="0"/>
-          <w:numId w:val="0"/>
-        </w:numPr>
-        <w:ind w:left="720" w:hanging="0"/>
-        <w:rPr>
-          <w:b w:val="false"/>
-          <w:b w:val="false"/>
-          <w:bCs w:val="false"/>
-          <w:sz w:val="22"/>
-          <w:lang w:val="en-US" w:eastAsia="en-US"/>
-        </w:rPr>
-      </w:pPr>
-      <w:r>
-        <w:rPr>
-          <w:b w:val="false"/>
-          <w:bCs w:val="false"/>
+        <w:ind w:left="720" w:firstLine="0"/>
+        <w:rPr>
+          <w:sz w:val="22"/>
+          <w:lang w:val="en-US" w:eastAsia="en-US"/>
+        </w:rPr>
+      </w:pPr>
+      <w:r>
+        <w:rPr>
           <w:sz w:val="22"/>
           <w:lang w:val="en-US" w:eastAsia="en-US"/>
         </w:rPr>
@@ -890,27 +760,12 @@
     <w:p>
       <w:pPr>
         <w:pStyle w:val="IOPText"/>
-        <w:numPr>
-          <w:ilvl w:val="0"/>
-          <w:numId w:val="0"/>
-        </w:numPr>
-        <w:ind w:left="720" w:hanging="0"/>
-        <w:rPr>
-          <w:b w:val="false"/>
-          <w:b w:val="false"/>
-          <w:bCs w:val="false"/>
-          <w:sz w:val="22"/>
-          <w:lang w:val="en-US" w:eastAsia="en-US"/>
-        </w:rPr>
-      </w:pPr>
-      <w:r>
-        <w:rPr>
-          <w:b w:val="false"/>
-          <w:bCs w:val="false"/>
-          <w:sz w:val="22"/>
-          <w:lang w:val="en-US" w:eastAsia="en-US"/>
-        </w:rPr>
-      </w:r>
+        <w:ind w:left="720" w:firstLine="0"/>
+        <w:rPr>
+          <w:sz w:val="22"/>
+          <w:lang w:val="en-US" w:eastAsia="en-US"/>
+        </w:rPr>
+      </w:pPr>
     </w:p>
     <w:p>
       <w:pPr>
@@ -921,42 +776,32 @@
         </w:numPr>
         <w:rPr>
           <w:b/>
+          <w:bCs/>
+          <w:sz w:val="22"/>
+          <w:lang w:val="en-US" w:eastAsia="en-US"/>
+        </w:rPr>
+      </w:pPr>
+      <w:r>
+        <w:rPr>
           <w:b/>
           <w:bCs/>
           <w:sz w:val="22"/>
           <w:lang w:val="en-US" w:eastAsia="en-US"/>
         </w:rPr>
-      </w:pPr>
-      <w:r>
-        <w:rPr>
-          <w:b/>
-          <w:bCs/>
-          <w:sz w:val="22"/>
-          <w:lang w:val="en-US" w:eastAsia="en-US"/>
-        </w:rPr>
         <w:t>Network Information Theory:</w:t>
       </w:r>
     </w:p>
     <w:p>
       <w:pPr>
         <w:pStyle w:val="IOPText"/>
-        <w:numPr>
-          <w:ilvl w:val="0"/>
-          <w:numId w:val="0"/>
-        </w:numPr>
-        <w:ind w:left="720" w:hanging="0"/>
-        <w:rPr>
-          <w:b w:val="false"/>
-          <w:b w:val="false"/>
-          <w:bCs w:val="false"/>
-          <w:sz w:val="22"/>
-          <w:lang w:val="en-US" w:eastAsia="en-US"/>
-        </w:rPr>
-      </w:pPr>
-      <w:r>
-        <w:rPr>
-          <w:b w:val="false"/>
-          <w:bCs w:val="false"/>
+        <w:ind w:left="720" w:firstLine="0"/>
+        <w:rPr>
+          <w:sz w:val="22"/>
+          <w:lang w:val="en-US" w:eastAsia="en-US"/>
+        </w:rPr>
+      </w:pPr>
+      <w:r>
+        <w:rPr>
           <w:sz w:val="22"/>
           <w:lang w:val="en-US" w:eastAsia="en-US"/>
         </w:rPr>
@@ -964,8 +809,6 @@
       </w:r>
       <w:r>
         <w:rPr>
-          <w:b w:val="false"/>
-          <w:bCs w:val="false"/>
           <w:color w:val="F10D0C"/>
           <w:sz w:val="22"/>
           <w:lang w:val="en-US" w:eastAsia="en-US"/>
@@ -974,8 +817,6 @@
       </w:r>
       <w:r>
         <w:rPr>
-          <w:b w:val="false"/>
-          <w:bCs w:val="false"/>
           <w:sz w:val="22"/>
           <w:lang w:val="en-US" w:eastAsia="en-US"/>
         </w:rPr>
@@ -985,27 +826,12 @@
     <w:p>
       <w:pPr>
         <w:pStyle w:val="IOPText"/>
-        <w:numPr>
-          <w:ilvl w:val="0"/>
-          <w:numId w:val="0"/>
-        </w:numPr>
-        <w:ind w:left="720" w:hanging="0"/>
-        <w:rPr>
-          <w:b w:val="false"/>
-          <w:b w:val="false"/>
-          <w:bCs w:val="false"/>
-          <w:sz w:val="22"/>
-          <w:lang w:val="en-US" w:eastAsia="en-US"/>
-        </w:rPr>
-      </w:pPr>
-      <w:r>
-        <w:rPr>
-          <w:b w:val="false"/>
-          <w:bCs w:val="false"/>
-          <w:sz w:val="22"/>
-          <w:lang w:val="en-US" w:eastAsia="en-US"/>
-        </w:rPr>
-      </w:r>
+        <w:ind w:left="720" w:firstLine="0"/>
+        <w:rPr>
+          <w:sz w:val="22"/>
+          <w:lang w:val="en-US" w:eastAsia="en-US"/>
+        </w:rPr>
+      </w:pPr>
     </w:p>
     <w:p>
       <w:pPr>
@@ -1016,42 +842,32 @@
         </w:numPr>
         <w:rPr>
           <w:b/>
+          <w:bCs/>
+          <w:sz w:val="22"/>
+          <w:lang w:val="en-US" w:eastAsia="en-US"/>
+        </w:rPr>
+      </w:pPr>
+      <w:r>
+        <w:rPr>
           <w:b/>
           <w:bCs/>
           <w:sz w:val="22"/>
           <w:lang w:val="en-US" w:eastAsia="en-US"/>
         </w:rPr>
-      </w:pPr>
-      <w:r>
-        <w:rPr>
-          <w:b/>
-          <w:bCs/>
-          <w:sz w:val="22"/>
-          <w:lang w:val="en-US" w:eastAsia="en-US"/>
-        </w:rPr>
         <w:t>Other Fields:</w:t>
       </w:r>
     </w:p>
     <w:p>
       <w:pPr>
         <w:pStyle w:val="IOPText"/>
-        <w:numPr>
-          <w:ilvl w:val="0"/>
-          <w:numId w:val="0"/>
-        </w:numPr>
-        <w:ind w:left="720" w:hanging="0"/>
-        <w:rPr>
-          <w:b w:val="false"/>
-          <w:b w:val="false"/>
-          <w:bCs w:val="false"/>
-          <w:sz w:val="22"/>
-          <w:lang w:val="en-US" w:eastAsia="en-US"/>
-        </w:rPr>
-      </w:pPr>
-      <w:r>
-        <w:rPr>
-          <w:b w:val="false"/>
-          <w:bCs w:val="false"/>
+        <w:ind w:left="720" w:firstLine="0"/>
+        <w:rPr>
+          <w:sz w:val="22"/>
+          <w:lang w:val="en-US" w:eastAsia="en-US"/>
+        </w:rPr>
+      </w:pPr>
+      <w:r>
+        <w:rPr>
           <w:sz w:val="22"/>
           <w:lang w:val="en-US" w:eastAsia="en-US"/>
         </w:rPr>
@@ -1061,192 +877,295 @@
     <w:p>
       <w:pPr>
         <w:pStyle w:val="IOPText"/>
-        <w:numPr>
-          <w:ilvl w:val="0"/>
-          <w:numId w:val="0"/>
-        </w:numPr>
-        <w:ind w:left="720" w:hanging="0"/>
-        <w:rPr>
-          <w:b w:val="false"/>
-          <w:b w:val="false"/>
-          <w:bCs w:val="false"/>
-        </w:rPr>
-      </w:pPr>
-      <w:r>
-        <w:rPr>
-          <w:b/>
-          <w:bCs/>
-          <w:sz w:val="22"/>
-          <w:lang w:val="en-US" w:eastAsia="en-US"/>
-        </w:rPr>
-      </w:r>
-    </w:p>
-    <w:p>
-      <w:pPr>
-        <w:pStyle w:val="IOPText"/>
-        <w:rPr>
-          <w:sz w:val="22"/>
-          <w:lang w:val="en-US" w:eastAsia="en-US"/>
-        </w:rPr>
-      </w:pPr>
-      <w:r>
-        <w:rPr>
-          <w:sz w:val="22"/>
-          <w:lang w:val="en-US" w:eastAsia="en-US"/>
-        </w:rPr>
-      </w:r>
-    </w:p>
-    <w:p>
-      <w:pPr>
-        <w:pStyle w:val="IOPText"/>
-        <w:ind w:right="0" w:hanging="0"/>
+        <w:ind w:left="720" w:firstLine="0"/>
+      </w:pPr>
+    </w:p>
+    <w:p>
+      <w:pPr>
+        <w:pStyle w:val="IOPText"/>
+        <w:rPr>
+          <w:sz w:val="22"/>
+          <w:lang w:val="en-US" w:eastAsia="en-US"/>
+        </w:rPr>
+      </w:pPr>
+    </w:p>
+    <w:p>
+      <w:pPr>
+        <w:pStyle w:val="IOPText"/>
+        <w:rPr>
+          <w:sz w:val="22"/>
+          <w:lang w:val="en-US" w:eastAsia="en-US"/>
+        </w:rPr>
+      </w:pPr>
+    </w:p>
+    <w:p>
+      <w:pPr>
+        <w:spacing w:after="0" w:line="240" w:lineRule="auto"/>
+        <w:rPr>
+          <w:rFonts w:cs="Calibri"/>
+          <w:i/>
+        </w:rPr>
+      </w:pPr>
+      <w:r>
+        <w:rPr>
+          <w:rFonts w:cs="Calibri"/>
+          <w:i/>
+        </w:rPr>
+        <w:br w:type="page"/>
+      </w:r>
+    </w:p>
+    <w:p>
+      <w:pPr>
+        <w:pStyle w:val="IOPText"/>
+        <w:ind w:firstLine="0"/>
         <w:rPr>
           <w:rFonts w:ascii="Calibri" w:hAnsi="Calibri" w:cs="Calibri"/>
           <w:i/>
+          <w:sz w:val="22"/>
+        </w:rPr>
+      </w:pPr>
+      <w:r>
+        <w:rPr>
+          <w:rFonts w:ascii="Calibri" w:hAnsi="Calibri" w:cs="Calibri"/>
           <w:i/>
           <w:sz w:val="22"/>
         </w:rPr>
-      </w:pPr>
-      <w:r>
-        <w:rPr>
-          <w:rFonts w:cs="Calibri" w:ascii="Calibri" w:hAnsi="Calibri"/>
-          <w:i/>
-          <w:sz w:val="22"/>
-        </w:rPr>
-        <w:t xml:space="preserve">1.2 Literature review </w:t>
-      </w:r>
-      <w:r>
-        <w:rPr>
-          <w:rFonts w:cs="Calibri" w:ascii="Calibri" w:hAnsi="Calibri"/>
+        <w:lastRenderedPageBreak/>
+        <w:t>1.2 Literature review</w:t>
+      </w:r>
+    </w:p>
+    <w:p>
+      <w:pPr>
+        <w:pStyle w:val="IOPText"/>
+        <w:ind w:firstLine="0"/>
+        <w:rPr>
+          <w:rFonts w:ascii="Calibri" w:hAnsi="Calibri" w:cs="Calibri"/>
           <w:i/>
           <w:color w:val="F10D0C"/>
           <w:sz w:val="22"/>
-        </w:rPr>
-        <w:t>(</w:t>
-      </w:r>
-      <w:r>
-        <w:rPr>
-          <w:rFonts w:cs="Calibri" w:ascii="Calibri" w:hAnsi="Calibri"/>
+          <w:lang w:val="en-US" w:eastAsia="en-US"/>
+        </w:rPr>
+      </w:pPr>
+      <w:r>
+        <w:rPr>
+          <w:rFonts w:ascii="Calibri" w:hAnsi="Calibri" w:cs="Calibri"/>
           <w:i/>
           <w:color w:val="F10D0C"/>
           <w:sz w:val="22"/>
           <w:lang w:val="en-US" w:eastAsia="en-US"/>
         </w:rPr>
-        <w:t>Review at least 3 references)</w:t>
-      </w:r>
-    </w:p>
-    <w:p>
-      <w:pPr>
-        <w:pStyle w:val="IOPText"/>
-        <w:ind w:right="0" w:hanging="0"/>
+        <w:t xml:space="preserve"> </w:t>
+      </w:r>
+    </w:p>
+    <w:p>
+      <w:pPr>
+        <w:spacing w:after="0" w:line="240" w:lineRule="auto"/>
+        <w:rPr>
+          <w:rFonts w:cs="Calibri"/>
+          <w:iCs/>
+          <w:color w:val="000000" w:themeColor="text1"/>
+          <w:lang w:val="en-US" w:eastAsia="en-US"/>
+        </w:rPr>
+      </w:pPr>
+      <w:r>
+        <w:rPr>
+          <w:rFonts w:cs="Calibri"/>
+          <w:iCs/>
+          <w:color w:val="000000" w:themeColor="text1"/>
+          <w:lang w:val="en-US" w:eastAsia="en-US"/>
+        </w:rPr>
+        <w:t>The theoretical foundations for analyzing such non-convex structures often draw upon duality theory. Foundational work by Toland, for instance, explored duality principles applicable to non-convex optimization, offering insights into the relationships between primal and dual objectives which are particularly relevant for understanding the structure of DC problems, even without convexity assumptions [1]. This theoretical groundwork is essential for rigorously analyzing problems of the form f(x)=g(x</w:t>
+      </w:r>
+      <w:proofErr w:type="gramStart"/>
+      <w:r>
+        <w:rPr>
+          <w:rFonts w:cs="Calibri"/>
+          <w:iCs/>
+          <w:color w:val="000000" w:themeColor="text1"/>
+          <w:lang w:val="en-US" w:eastAsia="en-US"/>
+        </w:rPr>
+        <w:t>)−h</w:t>
+      </w:r>
+      <w:proofErr w:type="gramEnd"/>
+      <w:r>
+        <w:rPr>
+          <w:rFonts w:cs="Calibri"/>
+          <w:iCs/>
+          <w:color w:val="000000" w:themeColor="text1"/>
+          <w:lang w:val="en-US" w:eastAsia="en-US"/>
+        </w:rPr>
+        <w:t>(x).</w:t>
+      </w:r>
+    </w:p>
+    <w:p>
+      <w:pPr>
+        <w:spacing w:after="0" w:line="240" w:lineRule="auto"/>
+        <w:rPr>
+          <w:rFonts w:cs="Calibri"/>
+          <w:iCs/>
+          <w:color w:val="000000" w:themeColor="text1"/>
+          <w:lang w:val="en-US" w:eastAsia="en-US"/>
+        </w:rPr>
+      </w:pPr>
+    </w:p>
+    <w:p>
+      <w:pPr>
+        <w:spacing w:after="0" w:line="240" w:lineRule="auto"/>
+        <w:rPr>
+          <w:rFonts w:cs="Calibri"/>
+          <w:iCs/>
+          <w:color w:val="000000" w:themeColor="text1"/>
+          <w:lang w:val="en-US" w:eastAsia="en-US"/>
+        </w:rPr>
+      </w:pPr>
+      <w:r>
+        <w:rPr>
+          <w:rFonts w:cs="Calibri"/>
+          <w:iCs/>
+          <w:color w:val="000000" w:themeColor="text1"/>
+          <w:lang w:val="en-US" w:eastAsia="en-US"/>
+        </w:rPr>
+        <w:t>While the iterative mechanism of the Difference-of-Convex Algorithm (DCA), also known as the Concave-Convex Procedure (CCCP), is based on sequential convexification, a rigorous understanding of its convergence behavior is critical. Building upon the basic procedure, Sriperumbudur and Lan provided a detailed analysis of CCCP's convergence properties by leveraging Zangwill's global convergence theory [2]. Their work clarified the conditions under which the sequence of iterates generated by the algorithm is guaranteed to converge to a stationary point of the original DC program.</w:t>
+      </w:r>
+    </w:p>
+    <w:p>
+      <w:pPr>
+        <w:spacing w:after="0" w:line="240" w:lineRule="auto"/>
+        <w:rPr>
+          <w:rFonts w:cs="Calibri"/>
+          <w:iCs/>
+          <w:color w:val="000000" w:themeColor="text1"/>
+          <w:lang w:val="en-US" w:eastAsia="en-US"/>
+        </w:rPr>
+      </w:pPr>
+    </w:p>
+    <w:p>
+      <w:pPr>
+        <w:spacing w:after="0" w:line="240" w:lineRule="auto"/>
+        <w:rPr>
+          <w:rFonts w:cs="Calibri"/>
+          <w:iCs/>
+          <w:color w:val="000000" w:themeColor="text1"/>
+          <w:lang w:val="en-US" w:eastAsia="en-US"/>
+        </w:rPr>
+      </w:pPr>
+      <w:r>
+        <w:rPr>
+          <w:rFonts w:cs="Calibri"/>
+          <w:iCs/>
+          <w:color w:val="000000" w:themeColor="text1"/>
+          <w:lang w:val="en-US" w:eastAsia="en-US"/>
+        </w:rPr>
+        <w:t>The practical utility and broad applicability of this algorithmic framework, especially in fields like machine learning and computer vision as mentioned previously, were significantly highlighted and popularized by Yuille and Rangarajan [3]. They presented the CCCP not just as a solver for DC problems but as a general principle for constructing iterative optimization algorithms that ensure monotonic descent of the objective function. Furthermore, they demonstrated its conceptual links to other widely used methods, such as the Expectation-Maximization (EM) algorithm, and showcased its effectiveness on various applications, thereby cementing DCA/CCCP's role as a versatile tool for the non-convex problems encountered in many scientific domains.</w:t>
+      </w:r>
+    </w:p>
+    <w:p>
+      <w:pPr>
+        <w:spacing w:after="0" w:line="240" w:lineRule="auto"/>
+        <w:rPr>
+          <w:rFonts w:cs="Calibri"/>
+          <w:i/>
+          <w:color w:val="F10D0C"/>
+          <w:lang w:val="en-US" w:eastAsia="en-US"/>
+        </w:rPr>
+      </w:pPr>
+    </w:p>
+    <w:p>
+      <w:pPr>
+        <w:pStyle w:val="IOPText"/>
+        <w:ind w:firstLine="0"/>
+        <w:rPr>
+          <w:sz w:val="22"/>
+          <w:lang w:val="en-US" w:eastAsia="en-US"/>
+        </w:rPr>
+      </w:pPr>
+      <w:r>
         <w:rPr>
           <w:rFonts w:ascii="Calibri" w:hAnsi="Calibri" w:cs="Calibri"/>
-          <w:i/>
-          <w:i/>
-          <w:iCs/>
-          <w:sz w:val="22"/>
-          <w:lang w:val="en-US" w:eastAsia="en-US"/>
-        </w:rPr>
-      </w:pPr>
-      <w:r>
-        <w:rPr>
-          <w:rFonts w:cs="Calibri" w:ascii="Calibri" w:hAnsi="Calibri"/>
-          <w:i/>
-          <w:iCs/>
-          <w:sz w:val="22"/>
-          <w:lang w:val="en-US" w:eastAsia="en-US"/>
-        </w:rPr>
-      </w:r>
-    </w:p>
-    <w:p>
-      <w:pPr>
-        <w:pStyle w:val="IOPText"/>
-        <w:rPr/>
-      </w:pPr>
-      <w:r>
-        <w:rPr>
-          <w:sz w:val="22"/>
-          <w:lang w:val="en-US" w:eastAsia="en-US"/>
-        </w:rPr>
-        <w:t xml:space="preserve">. </w:t>
-      </w:r>
-    </w:p>
-    <w:p>
-      <w:pPr>
-        <w:pStyle w:val="IOPText"/>
-        <w:ind w:right="0" w:hanging="0"/>
-        <w:rPr>
-          <w:sz w:val="22"/>
-          <w:lang w:val="en-US" w:eastAsia="en-US"/>
-        </w:rPr>
-      </w:pPr>
-      <w:r>
-        <w:rPr>
-          <w:sz w:val="22"/>
-          <w:lang w:val="en-US" w:eastAsia="en-US"/>
-        </w:rPr>
-      </w:r>
-    </w:p>
-    <w:p>
-      <w:pPr>
-        <w:pStyle w:val="IOPText"/>
-        <w:ind w:right="0" w:hanging="0"/>
-        <w:rPr>
-          <w:rFonts w:ascii="Calibri" w:hAnsi="Calibri" w:cs="Calibri"/>
-          <w:b/>
           <w:b/>
           <w:sz w:val="24"/>
           <w:szCs w:val="24"/>
         </w:rPr>
-      </w:pPr>
-      <w:r>
-        <w:rPr>
-          <w:rFonts w:cs="Calibri" w:ascii="Calibri" w:hAnsi="Calibri"/>
+        <w:t>2. Methodology/Algorithm description</w:t>
+      </w:r>
+      <w:r>
+        <w:rPr>
+          <w:rFonts w:cs="Calibri"/>
           <w:b/>
           <w:sz w:val="24"/>
           <w:szCs w:val="24"/>
         </w:rPr>
-        <w:t>2. Methodology/Algorithm description</w:t>
-      </w:r>
-    </w:p>
-    <w:p>
-      <w:pPr>
-        <w:pStyle w:val="IOPText"/>
-        <w:rPr>
-          <w:sz w:val="22"/>
-          <w:lang w:val="en-US" w:eastAsia="en-US"/>
-        </w:rPr>
-      </w:pPr>
-      <w:r>
-        <w:rPr>
-          <w:sz w:val="22"/>
-          <w:lang w:val="en-US" w:eastAsia="en-US"/>
-        </w:rPr>
-        <w:t>Describe the algoirthms and state their convergence results.</w:t>
-      </w:r>
-    </w:p>
-    <w:p>
-      <w:pPr>
-        <w:pStyle w:val="IOPText"/>
-        <w:rPr>
-          <w:sz w:val="22"/>
-          <w:lang w:val="en-US" w:eastAsia="en-US"/>
-        </w:rPr>
-      </w:pPr>
-      <w:r>
-        <w:rPr>
-          <w:sz w:val="22"/>
-          <w:lang w:val="en-US" w:eastAsia="en-US"/>
-        </w:rPr>
-      </w:r>
-    </w:p>
-    <w:p>
-      <w:pPr>
-        <w:pStyle w:val="IOPText"/>
-        <w:ind w:right="0" w:hanging="0"/>
-        <w:rPr>
-          <w:rFonts w:ascii="Calibri" w:hAnsi="Calibri" w:cs="Calibri"/>
-          <w:b/>
+        <w:t xml:space="preserve"> (</w:t>
+      </w:r>
+      <w:r>
+        <w:rPr>
+          <w:i/>
+          <w:iCs/>
+          <w:sz w:val="22"/>
+          <w:lang w:val="en-US" w:eastAsia="en-US"/>
+        </w:rPr>
+        <w:t>Describe the algor</w:t>
+      </w:r>
+      <w:r>
+        <w:rPr>
+          <w:i/>
+          <w:iCs/>
+          <w:sz w:val="22"/>
+          <w:lang w:val="en-US" w:eastAsia="en-US"/>
+        </w:rPr>
+        <w:t>i</w:t>
+      </w:r>
+      <w:r>
+        <w:rPr>
+          <w:i/>
+          <w:iCs/>
+          <w:sz w:val="22"/>
+          <w:lang w:val="en-US" w:eastAsia="en-US"/>
+        </w:rPr>
+        <w:t>thms and state their convergence results.</w:t>
+      </w:r>
+      <w:r>
+        <w:rPr>
+          <w:sz w:val="22"/>
+          <w:lang w:val="en-US" w:eastAsia="en-US"/>
+        </w:rPr>
+        <w:t>)</w:t>
+      </w:r>
+    </w:p>
+    <w:p>
+      <w:pPr>
+        <w:pStyle w:val="IOPText"/>
+        <w:ind w:firstLine="0"/>
+        <w:rPr>
+          <w:sz w:val="22"/>
+          <w:lang w:val="en-US" w:eastAsia="en-US"/>
+        </w:rPr>
+      </w:pPr>
+    </w:p>
+    <w:p>
+      <w:pPr>
+        <w:pStyle w:val="IOPText"/>
+        <w:ind w:firstLine="0"/>
+        <w:rPr>
+          <w:sz w:val="22"/>
+          <w:lang w:val="en-US" w:eastAsia="en-US"/>
+        </w:rPr>
+      </w:pPr>
+    </w:p>
+    <w:p>
+      <w:pPr>
+        <w:pStyle w:val="IOPText"/>
+        <w:rPr>
+          <w:sz w:val="22"/>
+          <w:lang w:val="en-US" w:eastAsia="en-US"/>
+        </w:rPr>
+      </w:pPr>
+    </w:p>
+    <w:p>
+      <w:pPr>
+        <w:spacing w:after="0" w:line="240" w:lineRule="auto"/>
+        <w:rPr>
+          <w:rFonts w:cs="Calibri"/>
           <w:b/>
           <w:sz w:val="24"/>
           <w:szCs w:val="24"/>
@@ -1254,81 +1173,83 @@
       </w:pPr>
       <w:r>
         <w:rPr>
-          <w:rFonts w:cs="Calibri" w:ascii="Calibri" w:hAnsi="Calibri"/>
+          <w:rFonts w:cs="Calibri"/>
           <w:b/>
           <w:sz w:val="24"/>
           <w:szCs w:val="24"/>
         </w:rPr>
-        <w:t>3</w:t>
-      </w:r>
-      <w:r>
-        <w:rPr>
-          <w:rFonts w:cs="Calibri" w:ascii="Calibri" w:hAnsi="Calibri"/>
+        <w:br w:type="page"/>
+      </w:r>
+    </w:p>
+    <w:p>
+      <w:pPr>
+        <w:pStyle w:val="IOPText"/>
+        <w:ind w:firstLine="0"/>
+        <w:rPr>
+          <w:rFonts w:ascii="Calibri" w:hAnsi="Calibri" w:cs="Calibri"/>
           <w:b/>
           <w:sz w:val="24"/>
           <w:szCs w:val="24"/>
         </w:rPr>
-        <w:t>. Conclusion and Future Direction</w:t>
-      </w:r>
-    </w:p>
-    <w:p>
-      <w:pPr>
-        <w:pStyle w:val="IOPText"/>
-        <w:rPr>
-          <w:sz w:val="22"/>
-          <w:lang w:val="en-US" w:eastAsia="en-US"/>
-        </w:rPr>
-      </w:pPr>
-      <w:r>
-        <w:rPr>
-          <w:sz w:val="22"/>
-          <w:lang w:val="en-US" w:eastAsia="en-US"/>
-        </w:rPr>
-        <w:t>Summarize the results and state the gap(s) and possible future directions.</w:t>
-      </w:r>
-    </w:p>
-    <w:p>
-      <w:pPr>
-        <w:pStyle w:val="IOPText"/>
-        <w:ind w:right="0" w:hanging="0"/>
-        <w:rPr>
-          <w:sz w:val="22"/>
-          <w:lang w:val="en-US" w:eastAsia="en-US"/>
-        </w:rPr>
-      </w:pPr>
-      <w:r>
-        <w:rPr>
-          <w:sz w:val="22"/>
-          <w:lang w:val="en-US" w:eastAsia="en-US"/>
-        </w:rPr>
-      </w:r>
-    </w:p>
-    <w:p>
-      <w:pPr>
-        <w:pStyle w:val="IOPH1"/>
-        <w:rPr>
+      </w:pPr>
+      <w:r>
+        <w:rPr>
+          <w:rFonts w:ascii="Calibri" w:hAnsi="Calibri" w:cs="Calibri"/>
+          <w:b/>
           <w:sz w:val="24"/>
           <w:szCs w:val="24"/>
-          <w:lang w:val="en-US" w:eastAsia="en-US"/>
-        </w:rPr>
-      </w:pPr>
-      <w:r>
+        </w:rPr>
+        <w:lastRenderedPageBreak/>
+        <w:t>3. Conclusion and Future Direction</w:t>
+      </w:r>
+    </w:p>
+    <w:p>
+      <w:pPr>
+        <w:pStyle w:val="IOPText"/>
+        <w:rPr>
+          <w:sz w:val="22"/>
+          <w:lang w:val="en-US" w:eastAsia="en-US"/>
+        </w:rPr>
+      </w:pPr>
+      <w:r>
+        <w:rPr>
+          <w:sz w:val="22"/>
+          <w:lang w:val="en-US" w:eastAsia="en-US"/>
+        </w:rPr>
+        <w:t>Summarize the results and state the gap(s) and possible future directions.</w:t>
+      </w:r>
+    </w:p>
+    <w:p>
+      <w:pPr>
+        <w:pStyle w:val="IOPText"/>
+        <w:ind w:firstLine="0"/>
+        <w:rPr>
+          <w:sz w:val="22"/>
+          <w:lang w:val="en-US" w:eastAsia="en-US"/>
+        </w:rPr>
+      </w:pPr>
+    </w:p>
+    <w:p>
+      <w:pPr>
+        <w:pStyle w:val="IOPH1"/>
         <w:rPr>
           <w:sz w:val="24"/>
           <w:szCs w:val="24"/>
           <w:lang w:val="en-US" w:eastAsia="en-US"/>
         </w:rPr>
+      </w:pPr>
+      <w:r>
+        <w:rPr>
+          <w:sz w:val="24"/>
+          <w:szCs w:val="24"/>
+          <w:lang w:val="en-US" w:eastAsia="en-US"/>
+        </w:rPr>
         <w:t>References</w:t>
       </w:r>
     </w:p>
     <w:p>
       <w:pPr>
-        <w:pStyle w:val="IOPRefs1"/>
-        <w:numPr>
-          <w:ilvl w:val="0"/>
-          <w:numId w:val="1"/>
-        </w:numPr>
-        <w:rPr/>
+        <w:pStyle w:val="IOPRefs"/>
       </w:pPr>
       <w:r>
         <w:rPr>
@@ -1365,12 +1286,7 @@
     </w:p>
     <w:p>
       <w:pPr>
-        <w:pStyle w:val="IOPRefs1"/>
-        <w:numPr>
-          <w:ilvl w:val="0"/>
-          <w:numId w:val="1"/>
-        </w:numPr>
-        <w:rPr/>
+        <w:pStyle w:val="IOPRefs"/>
       </w:pPr>
       <w:r>
         <w:rPr>
@@ -1407,58 +1323,70 @@
     </w:p>
     <w:p>
       <w:pPr>
-        <w:pStyle w:val="IOPrefs"/>
-        <w:ind w:left="0" w:hanging="0"/>
-        <w:rPr>
-          <w:sz w:val="22"/>
-        </w:rPr>
-      </w:pPr>
-      <w:r>
-        <w:rPr>
-          <w:sz w:val="22"/>
-        </w:rPr>
-      </w:r>
-    </w:p>
-    <w:p>
-      <w:pPr>
-        <w:pStyle w:val="IOPText"/>
-        <w:ind w:right="0" w:hanging="0"/>
-        <w:rPr>
-          <w:sz w:val="22"/>
-          <w:lang w:val="en-US" w:eastAsia="en-US"/>
-        </w:rPr>
-      </w:pPr>
-      <w:r>
-        <w:rPr>
-          <w:sz w:val="22"/>
-          <w:lang w:val="en-US" w:eastAsia="en-US"/>
-        </w:rPr>
-      </w:r>
+        <w:pStyle w:val="IOPrefs0"/>
+        <w:ind w:left="0" w:firstLine="0"/>
+        <w:rPr>
+          <w:sz w:val="22"/>
+        </w:rPr>
+      </w:pPr>
+    </w:p>
+    <w:p>
+      <w:pPr>
+        <w:pStyle w:val="IOPText"/>
+        <w:ind w:firstLine="0"/>
+        <w:rPr>
+          <w:sz w:val="22"/>
+          <w:lang w:val="en-US" w:eastAsia="en-US"/>
+        </w:rPr>
+      </w:pPr>
     </w:p>
     <w:sectPr>
       <w:type w:val="continuous"/>
       <w:pgSz w:w="11906" w:h="16838"/>
-      <w:pgMar w:left="907" w:right="907" w:gutter="0" w:header="709" w:top="2098" w:footer="709" w:bottom="1474"/>
-      <w:formProt w:val="false"/>
-      <w:textDirection w:val="lrTb"/>
-      <w:docGrid w:type="default" w:linePitch="360" w:charSpace="0"/>
+      <w:pgMar w:top="2098" w:right="907" w:bottom="1474" w:left="907" w:header="709" w:footer="709" w:gutter="0"/>
+      <w:cols w:space="720"/>
+      <w:formProt w:val="0"/>
+      <w:docGrid w:linePitch="360"/>
     </w:sectPr>
   </w:body>
 </w:document>
 </file>
 
+<file path=word/endnotes.xml><?xml version="1.0" encoding="utf-8"?>
+<w:endnotes xmlns:wpc="http://schemas.microsoft.com/office/word/2010/wordprocessingCanvas" xmlns:cx="http://schemas.microsoft.com/office/drawing/2014/chartex" xmlns:cx1="http://schemas.microsoft.com/office/drawing/2015/9/8/chartex" xmlns:cx2="http://schemas.microsoft.com/office/drawing/2015/10/21/chartex" xmlns:cx3="http://schemas.microsoft.com/office/drawing/2016/5/9/chartex" xmlns:cx4="http://schemas.microsoft.com/office/drawing/2016/5/10/chartex" xmlns:cx5="http://schemas.microsoft.com/office/drawing/2016/5/11/chartex" xmlns:cx6="http://schemas.microsoft.com/office/drawing/2016/5/12/chartex" xmlns:cx7="http://schemas.microsoft.com/office/drawing/2016/5/13/chartex" xmlns:cx8="http://schemas.microsoft.com/office/drawing/2016/5/14/chartex" xmlns:mc="http://schemas.openxmlformats.org/markup-compatibility/2006" xmlns:aink="http://schemas.microsoft.com/office/drawing/2016/ink" xmlns:am3d="http://schemas.microsoft.com/office/drawing/2017/model3d" xmlns:o="urn:schemas-microsoft-com:office:office" xmlns:oel="http://schemas.microsoft.com/office/2019/extlst" xmlns:r="http://schemas.openxmlformats.org/officeDocument/2006/relationships" xmlns:m="http://schemas.openxmlformats.org/officeDocument/2006/math" xmlns:v="urn:schemas-microsoft-com:vml" xmlns:wp14="http://schemas.microsoft.com/office/word/2010/wordprocessingDrawing" xmlns:wp="http://schemas.openxmlformats.org/drawingml/2006/wordprocessingDrawing" xmlns:w10="urn:schemas-microsoft-com:office:word" xmlns:w="http://schemas.openxmlformats.org/wordprocessingml/2006/main" xmlns:w14="http://schemas.microsoft.com/office/word/2010/wordml" xmlns:w15="http://schemas.microsoft.com/office/word/2012/wordml" xmlns:w16cex="http://schemas.microsoft.com/office/word/2018/wordml/cex" xmlns:w16cid="http://schemas.microsoft.com/office/word/2016/wordml/cid" xmlns:w16="http://schemas.microsoft.com/office/word/2018/wordml" xmlns:w16du="http://schemas.microsoft.com/office/word/2023/wordml/word16du" xmlns:w16sdtdh="http://schemas.microsoft.com/office/word/2020/wordml/sdtdatahash" xmlns:w16sdtfl="http://schemas.microsoft.com/office/word/2024/wordml/sdtformatlock" xmlns:w16se="http://schemas.microsoft.com/office/word/2015/wordml/symex" xmlns:wpg="http://schemas.microsoft.com/office/word/2010/wordprocessingGroup" xmlns:wpi="http://schemas.microsoft.com/office/word/2010/wordprocessingInk" xmlns:wne="http://schemas.microsoft.com/office/word/2006/wordml" xmlns:wps="http://schemas.microsoft.com/office/word/2010/wordprocessingShape" mc:Ignorable="w14 w15 w16se w16cid w16 w16cex w16sdtdh w16sdtfl w16du wp14">
+  <w:endnote w:type="separator" w:id="-1">
+    <w:p>
+      <w:pPr>
+        <w:spacing w:after="0" w:line="240" w:lineRule="auto"/>
+      </w:pPr>
+      <w:r>
+        <w:separator/>
+      </w:r>
+    </w:p>
+  </w:endnote>
+  <w:endnote w:type="continuationSeparator" w:id="0">
+    <w:p>
+      <w:pPr>
+        <w:spacing w:after="0" w:line="240" w:lineRule="auto"/>
+      </w:pPr>
+      <w:r>
+        <w:continuationSeparator/>
+      </w:r>
+    </w:p>
+  </w:endnote>
+</w:endnotes>
+</file>
+
 <file path=word/footer1.xml><?xml version="1.0" encoding="utf-8"?>
-<w:ftr xmlns:o="urn:schemas-microsoft-com:office:office" xmlns:r="http://schemas.openxmlformats.org/officeDocument/2006/relationships" xmlns:v="urn:schemas-microsoft-com:vml" xmlns:w="http://schemas.openxmlformats.org/wordprocessingml/2006/main" xmlns:w10="urn:schemas-microsoft-com:office:word" xmlns:wp="http://schemas.openxmlformats.org/drawingml/2006/wordprocessingDrawing" xmlns:wps="http://schemas.microsoft.com/office/word/2010/wordprocessingShape" xmlns:wpg="http://schemas.microsoft.com/office/word/2010/wordprocessingGroup" xmlns:mc="http://schemas.openxmlformats.org/markup-compatibility/2006" xmlns:wp14="http://schemas.microsoft.com/office/word/2010/wordprocessingDrawing" xmlns:w14="http://schemas.microsoft.com/office/word/2010/wordml" xmlns:w15="http://schemas.microsoft.com/office/word/2012/wordml" mc:Ignorable="w14 wp14 w15">
+<w:ftr xmlns:wpc="http://schemas.microsoft.com/office/word/2010/wordprocessingCanvas" xmlns:cx="http://schemas.microsoft.com/office/drawing/2014/chartex" xmlns:cx1="http://schemas.microsoft.com/office/drawing/2015/9/8/chartex" xmlns:cx2="http://schemas.microsoft.com/office/drawing/2015/10/21/chartex" xmlns:cx3="http://schemas.microsoft.com/office/drawing/2016/5/9/chartex" xmlns:cx4="http://schemas.microsoft.com/office/drawing/2016/5/10/chartex" xmlns:cx5="http://schemas.microsoft.com/office/drawing/2016/5/11/chartex" xmlns:cx6="http://schemas.microsoft.com/office/drawing/2016/5/12/chartex" xmlns:cx7="http://schemas.microsoft.com/office/drawing/2016/5/13/chartex" xmlns:cx8="http://schemas.microsoft.com/office/drawing/2016/5/14/chartex" xmlns:mc="http://schemas.openxmlformats.org/markup-compatibility/2006" xmlns:aink="http://schemas.microsoft.com/office/drawing/2016/ink" xmlns:am3d="http://schemas.microsoft.com/office/drawing/2017/model3d" xmlns:o="urn:schemas-microsoft-com:office:office" xmlns:oel="http://schemas.microsoft.com/office/2019/extlst" xmlns:r="http://schemas.openxmlformats.org/officeDocument/2006/relationships" xmlns:m="http://schemas.openxmlformats.org/officeDocument/2006/math" xmlns:v="urn:schemas-microsoft-com:vml" xmlns:wp14="http://schemas.microsoft.com/office/word/2010/wordprocessingDrawing" xmlns:wp="http://schemas.openxmlformats.org/drawingml/2006/wordprocessingDrawing" xmlns:w10="urn:schemas-microsoft-com:office:word" xmlns:w="http://schemas.openxmlformats.org/wordprocessingml/2006/main" xmlns:w14="http://schemas.microsoft.com/office/word/2010/wordml" xmlns:w15="http://schemas.microsoft.com/office/word/2012/wordml" xmlns:w16cex="http://schemas.microsoft.com/office/word/2018/wordml/cex" xmlns:w16cid="http://schemas.microsoft.com/office/word/2016/wordml/cid" xmlns:w16="http://schemas.microsoft.com/office/word/2018/wordml" xmlns:w16du="http://schemas.microsoft.com/office/word/2023/wordml/word16du" xmlns:w16sdtdh="http://schemas.microsoft.com/office/word/2020/wordml/sdtdatahash" xmlns:w16sdtfl="http://schemas.microsoft.com/office/word/2024/wordml/sdtformatlock" xmlns:w16se="http://schemas.microsoft.com/office/word/2015/wordml/symex" xmlns:wpg="http://schemas.microsoft.com/office/word/2010/wordprocessingGroup" xmlns:wpi="http://schemas.microsoft.com/office/word/2010/wordprocessingInk" xmlns:wne="http://schemas.microsoft.com/office/word/2006/wordml" xmlns:wps="http://schemas.microsoft.com/office/word/2010/wordprocessingShape" mc:Ignorable="w14 w15 w16se w16cid w16 w16cex w16sdtdh w16sdtfl w16du wp14">
   <w:p>
     <w:pPr>
       <w:pStyle w:val="Footer"/>
       <w:tabs>
-        <w:tab w:val="clear" w:pos="720"/>
-        <w:tab w:val="center" w:pos="5046" w:leader="none"/>
-        <w:tab w:val="right" w:pos="10092" w:leader="none"/>
+        <w:tab w:val="center" w:pos="5046"/>
+        <w:tab w:val="right" w:pos="10092"/>
       </w:tabs>
       <w:jc w:val="center"/>
-      <w:rPr/>
     </w:pPr>
     <w:r>
       <w:rPr>
@@ -1514,25 +1442,44 @@
   <w:p>
     <w:pPr>
       <w:pStyle w:val="Footer"/>
-      <w:rPr/>
     </w:pPr>
-    <w:r>
-      <w:rPr/>
-    </w:r>
   </w:p>
 </w:ftr>
 </file>
 
+<file path=word/footnotes.xml><?xml version="1.0" encoding="utf-8"?>
+<w:footnotes xmlns:wpc="http://schemas.microsoft.com/office/word/2010/wordprocessingCanvas" xmlns:cx="http://schemas.microsoft.com/office/drawing/2014/chartex" xmlns:cx1="http://schemas.microsoft.com/office/drawing/2015/9/8/chartex" xmlns:cx2="http://schemas.microsoft.com/office/drawing/2015/10/21/chartex" xmlns:cx3="http://schemas.microsoft.com/office/drawing/2016/5/9/chartex" xmlns:cx4="http://schemas.microsoft.com/office/drawing/2016/5/10/chartex" xmlns:cx5="http://schemas.microsoft.com/office/drawing/2016/5/11/chartex" xmlns:cx6="http://schemas.microsoft.com/office/drawing/2016/5/12/chartex" xmlns:cx7="http://schemas.microsoft.com/office/drawing/2016/5/13/chartex" xmlns:cx8="http://schemas.microsoft.com/office/drawing/2016/5/14/chartex" xmlns:mc="http://schemas.openxmlformats.org/markup-compatibility/2006" xmlns:aink="http://schemas.microsoft.com/office/drawing/2016/ink" xmlns:am3d="http://schemas.microsoft.com/office/drawing/2017/model3d" xmlns:o="urn:schemas-microsoft-com:office:office" xmlns:oel="http://schemas.microsoft.com/office/2019/extlst" xmlns:r="http://schemas.openxmlformats.org/officeDocument/2006/relationships" xmlns:m="http://schemas.openxmlformats.org/officeDocument/2006/math" xmlns:v="urn:schemas-microsoft-com:vml" xmlns:wp14="http://schemas.microsoft.com/office/word/2010/wordprocessingDrawing" xmlns:wp="http://schemas.openxmlformats.org/drawingml/2006/wordprocessingDrawing" xmlns:w10="urn:schemas-microsoft-com:office:word" xmlns:w="http://schemas.openxmlformats.org/wordprocessingml/2006/main" xmlns:w14="http://schemas.microsoft.com/office/word/2010/wordml" xmlns:w15="http://schemas.microsoft.com/office/word/2012/wordml" xmlns:w16cex="http://schemas.microsoft.com/office/word/2018/wordml/cex" xmlns:w16cid="http://schemas.microsoft.com/office/word/2016/wordml/cid" xmlns:w16="http://schemas.microsoft.com/office/word/2018/wordml" xmlns:w16du="http://schemas.microsoft.com/office/word/2023/wordml/word16du" xmlns:w16sdtdh="http://schemas.microsoft.com/office/word/2020/wordml/sdtdatahash" xmlns:w16sdtfl="http://schemas.microsoft.com/office/word/2024/wordml/sdtformatlock" xmlns:w16se="http://schemas.microsoft.com/office/word/2015/wordml/symex" xmlns:wpg="http://schemas.microsoft.com/office/word/2010/wordprocessingGroup" xmlns:wpi="http://schemas.microsoft.com/office/word/2010/wordprocessingInk" xmlns:wne="http://schemas.microsoft.com/office/word/2006/wordml" xmlns:wps="http://schemas.microsoft.com/office/word/2010/wordprocessingShape" mc:Ignorable="w14 w15 w16se w16cid w16 w16cex w16sdtdh w16sdtfl w16du wp14">
+  <w:footnote w:type="separator" w:id="-1">
+    <w:p>
+      <w:pPr>
+        <w:spacing w:after="0" w:line="240" w:lineRule="auto"/>
+      </w:pPr>
+      <w:r>
+        <w:separator/>
+      </w:r>
+    </w:p>
+  </w:footnote>
+  <w:footnote w:type="continuationSeparator" w:id="0">
+    <w:p>
+      <w:pPr>
+        <w:spacing w:after="0" w:line="240" w:lineRule="auto"/>
+      </w:pPr>
+      <w:r>
+        <w:continuationSeparator/>
+      </w:r>
+    </w:p>
+  </w:footnote>
+</w:footnotes>
+</file>
+
 <file path=word/header1.xml><?xml version="1.0" encoding="utf-8"?>
-<w:hdr xmlns:o="urn:schemas-microsoft-com:office:office" xmlns:r="http://schemas.openxmlformats.org/officeDocument/2006/relationships" xmlns:v="urn:schemas-microsoft-com:vml" xmlns:w="http://schemas.openxmlformats.org/wordprocessingml/2006/main" xmlns:w10="urn:schemas-microsoft-com:office:word" xmlns:wp="http://schemas.openxmlformats.org/drawingml/2006/wordprocessingDrawing" xmlns:wps="http://schemas.microsoft.com/office/word/2010/wordprocessingShape" xmlns:wpg="http://schemas.microsoft.com/office/word/2010/wordprocessingGroup" xmlns:mc="http://schemas.openxmlformats.org/markup-compatibility/2006" xmlns:wp14="http://schemas.microsoft.com/office/word/2010/wordprocessingDrawing" xmlns:w14="http://schemas.microsoft.com/office/word/2010/wordml" xmlns:w15="http://schemas.microsoft.com/office/word/2012/wordml" mc:Ignorable="w14 wp14 w15">
+<w:hdr xmlns:wpc="http://schemas.microsoft.com/office/word/2010/wordprocessingCanvas" xmlns:cx="http://schemas.microsoft.com/office/drawing/2014/chartex" xmlns:cx1="http://schemas.microsoft.com/office/drawing/2015/9/8/chartex" xmlns:cx2="http://schemas.microsoft.com/office/drawing/2015/10/21/chartex" xmlns:cx3="http://schemas.microsoft.com/office/drawing/2016/5/9/chartex" xmlns:cx4="http://schemas.microsoft.com/office/drawing/2016/5/10/chartex" xmlns:cx5="http://schemas.microsoft.com/office/drawing/2016/5/11/chartex" xmlns:cx6="http://schemas.microsoft.com/office/drawing/2016/5/12/chartex" xmlns:cx7="http://schemas.microsoft.com/office/drawing/2016/5/13/chartex" xmlns:cx8="http://schemas.microsoft.com/office/drawing/2016/5/14/chartex" xmlns:mc="http://schemas.openxmlformats.org/markup-compatibility/2006" xmlns:aink="http://schemas.microsoft.com/office/drawing/2016/ink" xmlns:am3d="http://schemas.microsoft.com/office/drawing/2017/model3d" xmlns:o="urn:schemas-microsoft-com:office:office" xmlns:oel="http://schemas.microsoft.com/office/2019/extlst" xmlns:r="http://schemas.openxmlformats.org/officeDocument/2006/relationships" xmlns:m="http://schemas.openxmlformats.org/officeDocument/2006/math" xmlns:v="urn:schemas-microsoft-com:vml" xmlns:wp14="http://schemas.microsoft.com/office/word/2010/wordprocessingDrawing" xmlns:wp="http://schemas.openxmlformats.org/drawingml/2006/wordprocessingDrawing" xmlns:w10="urn:schemas-microsoft-com:office:word" xmlns:w="http://schemas.openxmlformats.org/wordprocessingml/2006/main" xmlns:w14="http://schemas.microsoft.com/office/word/2010/wordml" xmlns:w15="http://schemas.microsoft.com/office/word/2012/wordml" xmlns:w16cex="http://schemas.microsoft.com/office/word/2018/wordml/cex" xmlns:w16cid="http://schemas.microsoft.com/office/word/2016/wordml/cid" xmlns:w16="http://schemas.microsoft.com/office/word/2018/wordml" xmlns:w16du="http://schemas.microsoft.com/office/word/2023/wordml/word16du" xmlns:w16sdtdh="http://schemas.microsoft.com/office/word/2020/wordml/sdtdatahash" xmlns:w16sdtfl="http://schemas.microsoft.com/office/word/2024/wordml/sdtformatlock" xmlns:w16se="http://schemas.microsoft.com/office/word/2015/wordml/symex" xmlns:wpg="http://schemas.microsoft.com/office/word/2010/wordprocessingGroup" xmlns:wpi="http://schemas.microsoft.com/office/word/2010/wordprocessingInk" xmlns:wne="http://schemas.microsoft.com/office/word/2006/wordml" xmlns:wps="http://schemas.microsoft.com/office/word/2010/wordprocessingShape" mc:Ignorable="w14 w15 w16se w16cid w16 w16cex w16sdtdh w16sdtfl w16du wp14">
   <w:p>
     <w:pPr>
       <w:pStyle w:val="IOPHeader"/>
       <w:tabs>
-        <w:tab w:val="clear" w:pos="720"/>
-        <w:tab w:val="right" w:pos="10092" w:leader="none"/>
+        <w:tab w:val="right" w:pos="10092"/>
       </w:tabs>
-      <w:rPr/>
     </w:pPr>
     <w:r>
       <w:rPr>
@@ -1541,7 +1488,6 @@
       <w:t>SIE 449/549</w:t>
     </w:r>
     <w:r>
-      <w:rPr/>
       <w:tab/>
       <w:t>Project</w:t>
     </w:r>
@@ -1550,13 +1496,10 @@
     <w:pPr>
       <w:pStyle w:val="Header"/>
       <w:tabs>
-        <w:tab w:val="clear" w:pos="720"/>
-        <w:tab w:val="right" w:pos="10092" w:leader="none"/>
+        <w:tab w:val="right" w:pos="10092"/>
       </w:tabs>
-      <w:rPr/>
     </w:pPr>
     <w:r>
-      <w:rPr/>
       <w:tab/>
     </w:r>
   </w:p>
@@ -1564,23 +1507,133 @@
 </file>
 
 <file path=word/numbering.xml><?xml version="1.0" encoding="utf-8"?>
-<w:numbering xmlns:w="http://schemas.openxmlformats.org/wordprocessingml/2006/main" xmlns:o="urn:schemas-microsoft-com:office:office" xmlns:r="http://schemas.openxmlformats.org/officeDocument/2006/relationships" xmlns:v="urn:schemas-microsoft-com:vml" xmlns:mc="http://schemas.openxmlformats.org/markup-compatibility/2006" xmlns:w14="http://schemas.microsoft.com/office/word/2010/wordml" mc:Ignorable="w14">
-  <w:abstractNum w:abstractNumId="1">
+<w:numbering xmlns:wpc="http://schemas.microsoft.com/office/word/2010/wordprocessingCanvas" xmlns:cx="http://schemas.microsoft.com/office/drawing/2014/chartex" xmlns:cx1="http://schemas.microsoft.com/office/drawing/2015/9/8/chartex" xmlns:cx2="http://schemas.microsoft.com/office/drawing/2015/10/21/chartex" xmlns:cx3="http://schemas.microsoft.com/office/drawing/2016/5/9/chartex" xmlns:cx4="http://schemas.microsoft.com/office/drawing/2016/5/10/chartex" xmlns:cx5="http://schemas.microsoft.com/office/drawing/2016/5/11/chartex" xmlns:cx6="http://schemas.microsoft.com/office/drawing/2016/5/12/chartex" xmlns:cx7="http://schemas.microsoft.com/office/drawing/2016/5/13/chartex" xmlns:cx8="http://schemas.microsoft.com/office/drawing/2016/5/14/chartex" xmlns:mc="http://schemas.openxmlformats.org/markup-compatibility/2006" xmlns:aink="http://schemas.microsoft.com/office/drawing/2016/ink" xmlns:am3d="http://schemas.microsoft.com/office/drawing/2017/model3d" xmlns:o="urn:schemas-microsoft-com:office:office" xmlns:oel="http://schemas.microsoft.com/office/2019/extlst" xmlns:r="http://schemas.openxmlformats.org/officeDocument/2006/relationships" xmlns:m="http://schemas.openxmlformats.org/officeDocument/2006/math" xmlns:v="urn:schemas-microsoft-com:vml" xmlns:wp14="http://schemas.microsoft.com/office/word/2010/wordprocessingDrawing" xmlns:wp="http://schemas.openxmlformats.org/drawingml/2006/wordprocessingDrawing" xmlns:w10="urn:schemas-microsoft-com:office:word" xmlns:w="http://schemas.openxmlformats.org/wordprocessingml/2006/main" xmlns:w14="http://schemas.microsoft.com/office/word/2010/wordml" xmlns:w15="http://schemas.microsoft.com/office/word/2012/wordml" xmlns:w16cex="http://schemas.microsoft.com/office/word/2018/wordml/cex" xmlns:w16cid="http://schemas.microsoft.com/office/word/2016/wordml/cid" xmlns:w16="http://schemas.microsoft.com/office/word/2018/wordml" xmlns:w16du="http://schemas.microsoft.com/office/word/2023/wordml/word16du" xmlns:w16sdtdh="http://schemas.microsoft.com/office/word/2020/wordml/sdtdatahash" xmlns:w16sdtfl="http://schemas.microsoft.com/office/word/2024/wordml/sdtformatlock" xmlns:w16se="http://schemas.microsoft.com/office/word/2015/wordml/symex" xmlns:wpg="http://schemas.microsoft.com/office/word/2010/wordprocessingGroup" xmlns:wpi="http://schemas.microsoft.com/office/word/2010/wordprocessingInk" xmlns:wne="http://schemas.microsoft.com/office/word/2006/wordml" xmlns:wps="http://schemas.microsoft.com/office/word/2010/wordprocessingShape" mc:Ignorable="w14 w15 w16se w16cid w16 w16cex w16sdtdh w16sdtfl w16du wp14">
+  <w:abstractNum w:abstractNumId="0" w15:restartNumberingAfterBreak="0">
+    <w:nsid w:val="11976E81"/>
+    <w:multiLevelType w:val="multilevel"/>
+    <w:tmpl w:val="5082E9BE"/>
     <w:lvl w:ilvl="0">
       <w:start w:val="1"/>
-      <w:numFmt w:val="decimal"/>
-      <w:lvlText w:val="[%1]"/>
+      <w:numFmt w:val="none"/>
+      <w:suff w:val="nothing"/>
+      <w:lvlText w:val=""/>
       <w:lvlJc w:val="left"/>
       <w:pPr>
         <w:tabs>
-          <w:tab w:val="num" w:pos="284"/>
+          <w:tab w:val="num" w:pos="0"/>
         </w:tabs>
-        <w:ind w:left="284" w:hanging="284"/>
-      </w:pPr>
-      <w:rPr/>
+        <w:ind w:left="0" w:firstLine="0"/>
+      </w:pPr>
+    </w:lvl>
+    <w:lvl w:ilvl="1">
+      <w:start w:val="1"/>
+      <w:numFmt w:val="none"/>
+      <w:suff w:val="nothing"/>
+      <w:lvlText w:val=""/>
+      <w:lvlJc w:val="left"/>
+      <w:pPr>
+        <w:tabs>
+          <w:tab w:val="num" w:pos="0"/>
+        </w:tabs>
+        <w:ind w:left="0" w:firstLine="0"/>
+      </w:pPr>
+    </w:lvl>
+    <w:lvl w:ilvl="2">
+      <w:start w:val="1"/>
+      <w:numFmt w:val="none"/>
+      <w:suff w:val="nothing"/>
+      <w:lvlText w:val=""/>
+      <w:lvlJc w:val="left"/>
+      <w:pPr>
+        <w:tabs>
+          <w:tab w:val="num" w:pos="0"/>
+        </w:tabs>
+        <w:ind w:left="0" w:firstLine="0"/>
+      </w:pPr>
+    </w:lvl>
+    <w:lvl w:ilvl="3">
+      <w:start w:val="1"/>
+      <w:numFmt w:val="none"/>
+      <w:suff w:val="nothing"/>
+      <w:lvlText w:val=""/>
+      <w:lvlJc w:val="left"/>
+      <w:pPr>
+        <w:tabs>
+          <w:tab w:val="num" w:pos="0"/>
+        </w:tabs>
+        <w:ind w:left="0" w:firstLine="0"/>
+      </w:pPr>
+    </w:lvl>
+    <w:lvl w:ilvl="4">
+      <w:start w:val="1"/>
+      <w:numFmt w:val="none"/>
+      <w:suff w:val="nothing"/>
+      <w:lvlText w:val=""/>
+      <w:lvlJc w:val="left"/>
+      <w:pPr>
+        <w:tabs>
+          <w:tab w:val="num" w:pos="0"/>
+        </w:tabs>
+        <w:ind w:left="0" w:firstLine="0"/>
+      </w:pPr>
+    </w:lvl>
+    <w:lvl w:ilvl="5">
+      <w:start w:val="1"/>
+      <w:numFmt w:val="none"/>
+      <w:suff w:val="nothing"/>
+      <w:lvlText w:val=""/>
+      <w:lvlJc w:val="left"/>
+      <w:pPr>
+        <w:tabs>
+          <w:tab w:val="num" w:pos="0"/>
+        </w:tabs>
+        <w:ind w:left="0" w:firstLine="0"/>
+      </w:pPr>
+    </w:lvl>
+    <w:lvl w:ilvl="6">
+      <w:start w:val="1"/>
+      <w:numFmt w:val="none"/>
+      <w:suff w:val="nothing"/>
+      <w:lvlText w:val=""/>
+      <w:lvlJc w:val="left"/>
+      <w:pPr>
+        <w:tabs>
+          <w:tab w:val="num" w:pos="0"/>
+        </w:tabs>
+        <w:ind w:left="0" w:firstLine="0"/>
+      </w:pPr>
+    </w:lvl>
+    <w:lvl w:ilvl="7">
+      <w:start w:val="1"/>
+      <w:numFmt w:val="none"/>
+      <w:suff w:val="nothing"/>
+      <w:lvlText w:val=""/>
+      <w:lvlJc w:val="left"/>
+      <w:pPr>
+        <w:tabs>
+          <w:tab w:val="num" w:pos="0"/>
+        </w:tabs>
+        <w:ind w:left="0" w:firstLine="0"/>
+      </w:pPr>
+    </w:lvl>
+    <w:lvl w:ilvl="8">
+      <w:start w:val="1"/>
+      <w:numFmt w:val="none"/>
+      <w:suff w:val="nothing"/>
+      <w:lvlText w:val=""/>
+      <w:lvlJc w:val="left"/>
+      <w:pPr>
+        <w:tabs>
+          <w:tab w:val="num" w:pos="0"/>
+        </w:tabs>
+        <w:ind w:left="0" w:firstLine="0"/>
+      </w:pPr>
     </w:lvl>
   </w:abstractNum>
-  <w:abstractNum w:abstractNumId="2">
+  <w:abstractNum w:abstractNumId="1" w15:restartNumberingAfterBreak="0">
+    <w:nsid w:val="40925562"/>
+    <w:multiLevelType w:val="multilevel"/>
+    <w:tmpl w:val="CEA4FE50"/>
     <w:lvl w:ilvl="0">
       <w:start w:val="1"/>
       <w:numFmt w:val="bullet"/>
@@ -1717,143 +1770,82 @@
       </w:rPr>
     </w:lvl>
   </w:abstractNum>
-  <w:abstractNum w:abstractNumId="3">
+  <w:abstractNum w:abstractNumId="2" w15:restartNumberingAfterBreak="0">
+    <w:nsid w:val="6CF964B0"/>
+    <w:multiLevelType w:val="multilevel"/>
+    <w:tmpl w:val="1B1A24D4"/>
     <w:lvl w:ilvl="0">
       <w:start w:val="1"/>
-      <w:numFmt w:val="none"/>
-      <w:suff w:val="nothing"/>
+      <w:numFmt w:val="decimal"/>
+      <w:pStyle w:val="IOPRefs"/>
+      <w:lvlText w:val="[%1]"/>
+      <w:lvlJc w:val="left"/>
+      <w:pPr>
+        <w:tabs>
+          <w:tab w:val="num" w:pos="284"/>
+        </w:tabs>
+        <w:ind w:left="284" w:hanging="284"/>
+      </w:pPr>
+    </w:lvl>
+    <w:lvl w:ilvl="1">
+      <w:numFmt w:val="decimal"/>
       <w:lvlText w:val=""/>
       <w:lvlJc w:val="left"/>
-      <w:pPr>
-        <w:tabs>
-          <w:tab w:val="num" w:pos="0"/>
-        </w:tabs>
-        <w:ind w:left="0" w:hanging="0"/>
-      </w:pPr>
     </w:lvl>
-    <w:lvl w:ilvl="1">
-      <w:start w:val="1"/>
-      <w:numFmt w:val="none"/>
-      <w:suff w:val="nothing"/>
+    <w:lvl w:ilvl="2">
+      <w:numFmt w:val="decimal"/>
       <w:lvlText w:val=""/>
       <w:lvlJc w:val="left"/>
-      <w:pPr>
-        <w:tabs>
-          <w:tab w:val="num" w:pos="0"/>
-        </w:tabs>
-        <w:ind w:left="0" w:hanging="0"/>
-      </w:pPr>
     </w:lvl>
-    <w:lvl w:ilvl="2">
-      <w:start w:val="1"/>
-      <w:numFmt w:val="none"/>
-      <w:suff w:val="nothing"/>
+    <w:lvl w:ilvl="3">
+      <w:numFmt w:val="decimal"/>
       <w:lvlText w:val=""/>
       <w:lvlJc w:val="left"/>
-      <w:pPr>
-        <w:tabs>
-          <w:tab w:val="num" w:pos="0"/>
-        </w:tabs>
-        <w:ind w:left="0" w:hanging="0"/>
-      </w:pPr>
     </w:lvl>
-    <w:lvl w:ilvl="3">
-      <w:start w:val="1"/>
-      <w:numFmt w:val="none"/>
-      <w:suff w:val="nothing"/>
+    <w:lvl w:ilvl="4">
+      <w:numFmt w:val="decimal"/>
       <w:lvlText w:val=""/>
       <w:lvlJc w:val="left"/>
-      <w:pPr>
-        <w:tabs>
-          <w:tab w:val="num" w:pos="0"/>
-        </w:tabs>
-        <w:ind w:left="0" w:hanging="0"/>
-      </w:pPr>
     </w:lvl>
-    <w:lvl w:ilvl="4">
-      <w:start w:val="1"/>
-      <w:numFmt w:val="none"/>
-      <w:suff w:val="nothing"/>
+    <w:lvl w:ilvl="5">
+      <w:numFmt w:val="decimal"/>
       <w:lvlText w:val=""/>
       <w:lvlJc w:val="left"/>
-      <w:pPr>
-        <w:tabs>
-          <w:tab w:val="num" w:pos="0"/>
-        </w:tabs>
-        <w:ind w:left="0" w:hanging="0"/>
-      </w:pPr>
     </w:lvl>
-    <w:lvl w:ilvl="5">
-      <w:start w:val="1"/>
-      <w:numFmt w:val="none"/>
-      <w:suff w:val="nothing"/>
+    <w:lvl w:ilvl="6">
+      <w:numFmt w:val="decimal"/>
       <w:lvlText w:val=""/>
       <w:lvlJc w:val="left"/>
-      <w:pPr>
-        <w:tabs>
-          <w:tab w:val="num" w:pos="0"/>
-        </w:tabs>
-        <w:ind w:left="0" w:hanging="0"/>
-      </w:pPr>
     </w:lvl>
-    <w:lvl w:ilvl="6">
-      <w:start w:val="1"/>
-      <w:numFmt w:val="none"/>
-      <w:suff w:val="nothing"/>
+    <w:lvl w:ilvl="7">
+      <w:numFmt w:val="decimal"/>
       <w:lvlText w:val=""/>
       <w:lvlJc w:val="left"/>
-      <w:pPr>
-        <w:tabs>
-          <w:tab w:val="num" w:pos="0"/>
-        </w:tabs>
-        <w:ind w:left="0" w:hanging="0"/>
-      </w:pPr>
     </w:lvl>
-    <w:lvl w:ilvl="7">
-      <w:start w:val="1"/>
-      <w:numFmt w:val="none"/>
-      <w:suff w:val="nothing"/>
+    <w:lvl w:ilvl="8">
+      <w:numFmt w:val="decimal"/>
       <w:lvlText w:val=""/>
       <w:lvlJc w:val="left"/>
-      <w:pPr>
-        <w:tabs>
-          <w:tab w:val="num" w:pos="0"/>
-        </w:tabs>
-        <w:ind w:left="0" w:hanging="0"/>
-      </w:pPr>
-    </w:lvl>
-    <w:lvl w:ilvl="8">
-      <w:start w:val="1"/>
-      <w:numFmt w:val="none"/>
-      <w:suff w:val="nothing"/>
-      <w:lvlText w:val=""/>
-      <w:lvlJc w:val="left"/>
-      <w:pPr>
-        <w:tabs>
-          <w:tab w:val="num" w:pos="0"/>
-        </w:tabs>
-        <w:ind w:left="0" w:hanging="0"/>
-      </w:pPr>
     </w:lvl>
   </w:abstractNum>
-  <w:num w:numId="1">
+  <w:num w:numId="1" w16cid:durableId="980502847">
+    <w:abstractNumId w:val="2"/>
+  </w:num>
+  <w:num w:numId="2" w16cid:durableId="248737179">
     <w:abstractNumId w:val="1"/>
   </w:num>
-  <w:num w:numId="2">
-    <w:abstractNumId w:val="2"/>
-  </w:num>
-  <w:num w:numId="3">
-    <w:abstractNumId w:val="3"/>
+  <w:num w:numId="3" w16cid:durableId="1531989202">
+    <w:abstractNumId w:val="0"/>
   </w:num>
 </w:numbering>
 </file>
 
 <file path=word/styles.xml><?xml version="1.0" encoding="utf-8"?>
-<w:styles xmlns:w="http://schemas.openxmlformats.org/wordprocessingml/2006/main" xmlns:w14="http://schemas.microsoft.com/office/word/2010/wordml" xmlns:mc="http://schemas.openxmlformats.org/markup-compatibility/2006" mc:Ignorable="w14">
+<w:styles xmlns:mc="http://schemas.openxmlformats.org/markup-compatibility/2006" xmlns:r="http://schemas.openxmlformats.org/officeDocument/2006/relationships" xmlns:w="http://schemas.openxmlformats.org/wordprocessingml/2006/main" xmlns:w14="http://schemas.microsoft.com/office/word/2010/wordml" xmlns:w15="http://schemas.microsoft.com/office/word/2012/wordml" xmlns:w16cex="http://schemas.microsoft.com/office/word/2018/wordml/cex" xmlns:w16cid="http://schemas.microsoft.com/office/word/2016/wordml/cid" xmlns:w16="http://schemas.microsoft.com/office/word/2018/wordml" xmlns:w16du="http://schemas.microsoft.com/office/word/2023/wordml/word16du" xmlns:w16sdtdh="http://schemas.microsoft.com/office/word/2020/wordml/sdtdatahash" xmlns:w16sdtfl="http://schemas.microsoft.com/office/word/2024/wordml/sdtformatlock" xmlns:w16se="http://schemas.microsoft.com/office/word/2015/wordml/symex" mc:Ignorable="w14 w15 w16se w16cid w16 w16cex w16sdtdh w16sdtfl w16du">
   <w:docDefaults>
     <w:rPrDefault>
       <w:rPr>
-        <w:rFonts w:ascii="Liberation Serif" w:hAnsi="Liberation Serif" w:eastAsia="Noto Serif CJK SC" w:cs="FreeSans"/>
+        <w:rFonts w:ascii="Liberation Serif" w:eastAsia="Noto Serif CJK SC" w:hAnsi="Liberation Serif" w:cs="FreeSans"/>
         <w:sz w:val="24"/>
         <w:szCs w:val="24"/>
         <w:lang w:val="en-US" w:eastAsia="zh-CN" w:bidi="hi-IN"/>
@@ -1861,60 +1853,451 @@
     </w:rPrDefault>
     <w:pPrDefault>
       <w:pPr>
-        <w:suppressAutoHyphens w:val="true"/>
+        <w:suppressAutoHyphens/>
       </w:pPr>
     </w:pPrDefault>
   </w:docDefaults>
-  <w:style w:type="paragraph" w:styleId="Normal">
+  <w:latentStyles w:defLockedState="0" w:defUIPriority="99" w:defSemiHidden="0" w:defUnhideWhenUsed="0" w:defQFormat="0" w:count="376">
+    <w:lsdException w:name="Normal" w:uiPriority="0" w:qFormat="1"/>
+    <w:lsdException w:name="heading 1" w:uiPriority="9" w:qFormat="1"/>
+    <w:lsdException w:name="heading 2" w:semiHidden="1" w:uiPriority="9" w:unhideWhenUsed="1" w:qFormat="1"/>
+    <w:lsdException w:name="heading 3" w:semiHidden="1" w:uiPriority="9" w:unhideWhenUsed="1" w:qFormat="1"/>
+    <w:lsdException w:name="heading 4" w:semiHidden="1" w:uiPriority="9" w:unhideWhenUsed="1" w:qFormat="1"/>
+    <w:lsdException w:name="heading 5" w:semiHidden="1" w:uiPriority="9" w:unhideWhenUsed="1" w:qFormat="1"/>
+    <w:lsdException w:name="heading 6" w:semiHidden="1" w:uiPriority="9" w:unhideWhenUsed="1" w:qFormat="1"/>
+    <w:lsdException w:name="heading 7" w:semiHidden="1" w:uiPriority="9" w:unhideWhenUsed="1" w:qFormat="1"/>
+    <w:lsdException w:name="heading 8" w:semiHidden="1" w:uiPriority="9" w:unhideWhenUsed="1" w:qFormat="1"/>
+    <w:lsdException w:name="heading 9" w:semiHidden="1" w:uiPriority="9" w:unhideWhenUsed="1" w:qFormat="1"/>
+    <w:lsdException w:name="index 1" w:semiHidden="1" w:unhideWhenUsed="1"/>
+    <w:lsdException w:name="index 2" w:semiHidden="1" w:unhideWhenUsed="1"/>
+    <w:lsdException w:name="index 3" w:semiHidden="1" w:unhideWhenUsed="1"/>
+    <w:lsdException w:name="index 4" w:semiHidden="1" w:unhideWhenUsed="1"/>
+    <w:lsdException w:name="index 5" w:semiHidden="1" w:unhideWhenUsed="1"/>
+    <w:lsdException w:name="index 6" w:semiHidden="1" w:unhideWhenUsed="1"/>
+    <w:lsdException w:name="index 7" w:semiHidden="1" w:unhideWhenUsed="1"/>
+    <w:lsdException w:name="index 8" w:semiHidden="1" w:unhideWhenUsed="1"/>
+    <w:lsdException w:name="index 9" w:semiHidden="1" w:unhideWhenUsed="1"/>
+    <w:lsdException w:name="toc 1" w:semiHidden="1" w:uiPriority="39" w:unhideWhenUsed="1"/>
+    <w:lsdException w:name="toc 2" w:semiHidden="1" w:uiPriority="39" w:unhideWhenUsed="1"/>
+    <w:lsdException w:name="toc 3" w:semiHidden="1" w:uiPriority="39" w:unhideWhenUsed="1"/>
+    <w:lsdException w:name="toc 4" w:semiHidden="1" w:uiPriority="39" w:unhideWhenUsed="1"/>
+    <w:lsdException w:name="toc 5" w:semiHidden="1" w:uiPriority="39" w:unhideWhenUsed="1"/>
+    <w:lsdException w:name="toc 6" w:semiHidden="1" w:uiPriority="39" w:unhideWhenUsed="1"/>
+    <w:lsdException w:name="toc 7" w:semiHidden="1" w:uiPriority="39" w:unhideWhenUsed="1"/>
+    <w:lsdException w:name="toc 8" w:semiHidden="1" w:uiPriority="39" w:unhideWhenUsed="1"/>
+    <w:lsdException w:name="toc 9" w:semiHidden="1" w:uiPriority="39" w:unhideWhenUsed="1"/>
+    <w:lsdException w:name="Normal Indent" w:semiHidden="1" w:unhideWhenUsed="1"/>
+    <w:lsdException w:name="footnote text" w:semiHidden="1" w:unhideWhenUsed="1"/>
+    <w:lsdException w:name="annotation text" w:semiHidden="1" w:unhideWhenUsed="1"/>
+    <w:lsdException w:name="header" w:semiHidden="1" w:unhideWhenUsed="1"/>
+    <w:lsdException w:name="footer" w:semiHidden="1" w:unhideWhenUsed="1"/>
+    <w:lsdException w:name="index heading" w:semiHidden="1" w:unhideWhenUsed="1"/>
+    <w:lsdException w:name="caption" w:semiHidden="1" w:uiPriority="35" w:unhideWhenUsed="1" w:qFormat="1"/>
+    <w:lsdException w:name="table of figures" w:semiHidden="1" w:unhideWhenUsed="1"/>
+    <w:lsdException w:name="envelope address" w:semiHidden="1" w:unhideWhenUsed="1"/>
+    <w:lsdException w:name="envelope return" w:semiHidden="1" w:unhideWhenUsed="1"/>
+    <w:lsdException w:name="footnote reference" w:semiHidden="1" w:unhideWhenUsed="1"/>
+    <w:lsdException w:name="annotation reference" w:semiHidden="1" w:unhideWhenUsed="1"/>
+    <w:lsdException w:name="line number" w:semiHidden="1" w:unhideWhenUsed="1"/>
+    <w:lsdException w:name="page number" w:semiHidden="1" w:unhideWhenUsed="1"/>
+    <w:lsdException w:name="endnote reference" w:semiHidden="1" w:unhideWhenUsed="1"/>
+    <w:lsdException w:name="endnote text" w:semiHidden="1" w:unhideWhenUsed="1"/>
+    <w:lsdException w:name="table of authorities" w:semiHidden="1" w:unhideWhenUsed="1"/>
+    <w:lsdException w:name="macro" w:semiHidden="1" w:unhideWhenUsed="1"/>
+    <w:lsdException w:name="toa heading" w:semiHidden="1" w:unhideWhenUsed="1"/>
+    <w:lsdException w:name="List" w:semiHidden="1" w:unhideWhenUsed="1"/>
+    <w:lsdException w:name="List Bullet" w:semiHidden="1" w:unhideWhenUsed="1"/>
+    <w:lsdException w:name="List Number" w:semiHidden="1" w:unhideWhenUsed="1"/>
+    <w:lsdException w:name="List 2" w:semiHidden="1" w:unhideWhenUsed="1"/>
+    <w:lsdException w:name="List 3" w:semiHidden="1" w:unhideWhenUsed="1"/>
+    <w:lsdException w:name="List 4" w:semiHidden="1" w:unhideWhenUsed="1"/>
+    <w:lsdException w:name="List 5" w:semiHidden="1" w:unhideWhenUsed="1"/>
+    <w:lsdException w:name="List Bullet 2" w:semiHidden="1" w:unhideWhenUsed="1"/>
+    <w:lsdException w:name="List Bullet 3" w:semiHidden="1" w:unhideWhenUsed="1"/>
+    <w:lsdException w:name="List Bullet 4" w:semiHidden="1" w:unhideWhenUsed="1"/>
+    <w:lsdException w:name="List Bullet 5" w:semiHidden="1" w:unhideWhenUsed="1"/>
+    <w:lsdException w:name="List Number 2" w:semiHidden="1" w:unhideWhenUsed="1"/>
+    <w:lsdException w:name="List Number 3" w:semiHidden="1" w:unhideWhenUsed="1"/>
+    <w:lsdException w:name="List Number 4" w:semiHidden="1" w:unhideWhenUsed="1"/>
+    <w:lsdException w:name="List Number 5" w:semiHidden="1" w:unhideWhenUsed="1"/>
+    <w:lsdException w:name="Title" w:uiPriority="10" w:qFormat="1"/>
+    <w:lsdException w:name="Closing" w:semiHidden="1" w:unhideWhenUsed="1"/>
+    <w:lsdException w:name="Signature" w:semiHidden="1" w:unhideWhenUsed="1"/>
+    <w:lsdException w:name="Default Paragraph Font" w:semiHidden="1" w:uiPriority="1" w:unhideWhenUsed="1"/>
+    <w:lsdException w:name="Body Text" w:semiHidden="1" w:unhideWhenUsed="1"/>
+    <w:lsdException w:name="Body Text Indent" w:semiHidden="1" w:unhideWhenUsed="1"/>
+    <w:lsdException w:name="List Continue" w:semiHidden="1" w:unhideWhenUsed="1"/>
+    <w:lsdException w:name="List Continue 2" w:semiHidden="1" w:unhideWhenUsed="1"/>
+    <w:lsdException w:name="List Continue 3" w:semiHidden="1" w:unhideWhenUsed="1"/>
+    <w:lsdException w:name="List Continue 4" w:semiHidden="1" w:unhideWhenUsed="1"/>
+    <w:lsdException w:name="List Continue 5" w:semiHidden="1" w:unhideWhenUsed="1"/>
+    <w:lsdException w:name="Message Header" w:semiHidden="1" w:unhideWhenUsed="1"/>
+    <w:lsdException w:name="Subtitle" w:uiPriority="11" w:qFormat="1"/>
+    <w:lsdException w:name="Salutation" w:semiHidden="1" w:unhideWhenUsed="1"/>
+    <w:lsdException w:name="Date" w:semiHidden="1" w:unhideWhenUsed="1"/>
+    <w:lsdException w:name="Body Text First Indent" w:semiHidden="1" w:unhideWhenUsed="1"/>
+    <w:lsdException w:name="Body Text First Indent 2" w:semiHidden="1" w:unhideWhenUsed="1"/>
+    <w:lsdException w:name="Note Heading" w:semiHidden="1" w:unhideWhenUsed="1"/>
+    <w:lsdException w:name="Body Text 2" w:semiHidden="1" w:unhideWhenUsed="1"/>
+    <w:lsdException w:name="Body Text 3" w:semiHidden="1" w:unhideWhenUsed="1"/>
+    <w:lsdException w:name="Body Text Indent 2" w:semiHidden="1" w:unhideWhenUsed="1"/>
+    <w:lsdException w:name="Body Text Indent 3" w:semiHidden="1" w:unhideWhenUsed="1"/>
+    <w:lsdException w:name="Block Text" w:semiHidden="1" w:unhideWhenUsed="1"/>
+    <w:lsdException w:name="Hyperlink" w:semiHidden="1" w:unhideWhenUsed="1"/>
+    <w:lsdException w:name="FollowedHyperlink" w:semiHidden="1" w:unhideWhenUsed="1"/>
+    <w:lsdException w:name="Strong" w:uiPriority="22" w:qFormat="1"/>
+    <w:lsdException w:name="Emphasis" w:uiPriority="20" w:qFormat="1"/>
+    <w:lsdException w:name="Document Map" w:semiHidden="1" w:unhideWhenUsed="1"/>
+    <w:lsdException w:name="Plain Text" w:semiHidden="1" w:unhideWhenUsed="1"/>
+    <w:lsdException w:name="E-mail Signature" w:semiHidden="1" w:unhideWhenUsed="1"/>
+    <w:lsdException w:name="HTML Top of Form" w:semiHidden="1" w:unhideWhenUsed="1"/>
+    <w:lsdException w:name="HTML Bottom of Form" w:semiHidden="1" w:unhideWhenUsed="1"/>
+    <w:lsdException w:name="Normal (Web)" w:semiHidden="1" w:unhideWhenUsed="1"/>
+    <w:lsdException w:name="HTML Acronym" w:semiHidden="1" w:unhideWhenUsed="1"/>
+    <w:lsdException w:name="HTML Address" w:semiHidden="1" w:unhideWhenUsed="1"/>
+    <w:lsdException w:name="HTML Cite" w:semiHidden="1" w:unhideWhenUsed="1"/>
+    <w:lsdException w:name="HTML Code" w:semiHidden="1" w:unhideWhenUsed="1"/>
+    <w:lsdException w:name="HTML Definition" w:semiHidden="1" w:unhideWhenUsed="1"/>
+    <w:lsdException w:name="HTML Keyboard" w:semiHidden="1" w:unhideWhenUsed="1"/>
+    <w:lsdException w:name="HTML Preformatted" w:semiHidden="1" w:unhideWhenUsed="1"/>
+    <w:lsdException w:name="HTML Sample" w:semiHidden="1" w:unhideWhenUsed="1"/>
+    <w:lsdException w:name="HTML Typewriter" w:semiHidden="1" w:unhideWhenUsed="1"/>
+    <w:lsdException w:name="HTML Variable" w:semiHidden="1" w:unhideWhenUsed="1"/>
+    <w:lsdException w:name="Normal Table" w:semiHidden="1" w:unhideWhenUsed="1"/>
+    <w:lsdException w:name="annotation subject" w:semiHidden="1" w:unhideWhenUsed="1"/>
+    <w:lsdException w:name="No List" w:semiHidden="1" w:unhideWhenUsed="1"/>
+    <w:lsdException w:name="Outline List 1" w:semiHidden="1" w:unhideWhenUsed="1"/>
+    <w:lsdException w:name="Outline List 2" w:semiHidden="1" w:unhideWhenUsed="1"/>
+    <w:lsdException w:name="Outline List 3" w:semiHidden="1" w:unhideWhenUsed="1"/>
+    <w:lsdException w:name="Table Simple 1" w:semiHidden="1" w:unhideWhenUsed="1"/>
+    <w:lsdException w:name="Table Simple 2" w:semiHidden="1" w:unhideWhenUsed="1"/>
+    <w:lsdException w:name="Table Simple 3" w:semiHidden="1" w:unhideWhenUsed="1"/>
+    <w:lsdException w:name="Table Classic 1" w:semiHidden="1" w:unhideWhenUsed="1"/>
+    <w:lsdException w:name="Table Classic 2" w:semiHidden="1" w:unhideWhenUsed="1"/>
+    <w:lsdException w:name="Table Classic 3" w:semiHidden="1" w:unhideWhenUsed="1"/>
+    <w:lsdException w:name="Table Classic 4" w:semiHidden="1" w:unhideWhenUsed="1"/>
+    <w:lsdException w:name="Table Colorful 1" w:semiHidden="1" w:unhideWhenUsed="1"/>
+    <w:lsdException w:name="Table Colorful 2" w:semiHidden="1" w:unhideWhenUsed="1"/>
+    <w:lsdException w:name="Table Colorful 3" w:semiHidden="1" w:unhideWhenUsed="1"/>
+    <w:lsdException w:name="Table Columns 1" w:semiHidden="1" w:unhideWhenUsed="1"/>
+    <w:lsdException w:name="Table Columns 2" w:semiHidden="1" w:unhideWhenUsed="1"/>
+    <w:lsdException w:name="Table Columns 3" w:semiHidden="1" w:unhideWhenUsed="1"/>
+    <w:lsdException w:name="Table Columns 4" w:semiHidden="1" w:unhideWhenUsed="1"/>
+    <w:lsdException w:name="Table Columns 5" w:semiHidden="1" w:unhideWhenUsed="1"/>
+    <w:lsdException w:name="Table Grid 1" w:semiHidden="1" w:unhideWhenUsed="1"/>
+    <w:lsdException w:name="Table Grid 2" w:semiHidden="1" w:unhideWhenUsed="1"/>
+    <w:lsdException w:name="Table Grid 3" w:semiHidden="1" w:unhideWhenUsed="1"/>
+    <w:lsdException w:name="Table Grid 4" w:semiHidden="1" w:unhideWhenUsed="1"/>
+    <w:lsdException w:name="Table Grid 5" w:semiHidden="1" w:unhideWhenUsed="1"/>
+    <w:lsdException w:name="Table Grid 6" w:semiHidden="1" w:unhideWhenUsed="1"/>
+    <w:lsdException w:name="Table Grid 7" w:semiHidden="1" w:unhideWhenUsed="1"/>
+    <w:lsdException w:name="Table Grid 8" w:semiHidden="1" w:unhideWhenUsed="1"/>
+    <w:lsdException w:name="Table List 1" w:semiHidden="1" w:unhideWhenUsed="1"/>
+    <w:lsdException w:name="Table List 2" w:semiHidden="1" w:unhideWhenUsed="1"/>
+    <w:lsdException w:name="Table List 3" w:semiHidden="1" w:unhideWhenUsed="1"/>
+    <w:lsdException w:name="Table List 4" w:semiHidden="1" w:unhideWhenUsed="1"/>
+    <w:lsdException w:name="Table List 5" w:semiHidden="1" w:unhideWhenUsed="1"/>
+    <w:lsdException w:name="Table List 6" w:semiHidden="1" w:unhideWhenUsed="1"/>
+    <w:lsdException w:name="Table List 7" w:semiHidden="1" w:unhideWhenUsed="1"/>
+    <w:lsdException w:name="Table List 8" w:semiHidden="1" w:unhideWhenUsed="1"/>
+    <w:lsdException w:name="Table 3D effects 1" w:semiHidden="1" w:unhideWhenUsed="1"/>
+    <w:lsdException w:name="Table 3D effects 2" w:semiHidden="1" w:unhideWhenUsed="1"/>
+    <w:lsdException w:name="Table 3D effects 3" w:semiHidden="1" w:unhideWhenUsed="1"/>
+    <w:lsdException w:name="Table Contemporary" w:semiHidden="1" w:unhideWhenUsed="1"/>
+    <w:lsdException w:name="Table Elegant" w:semiHidden="1" w:unhideWhenUsed="1"/>
+    <w:lsdException w:name="Table Professional" w:semiHidden="1" w:unhideWhenUsed="1"/>
+    <w:lsdException w:name="Table Subtle 1" w:semiHidden="1" w:unhideWhenUsed="1"/>
+    <w:lsdException w:name="Table Subtle 2" w:semiHidden="1" w:unhideWhenUsed="1"/>
+    <w:lsdException w:name="Table Web 1" w:semiHidden="1" w:unhideWhenUsed="1"/>
+    <w:lsdException w:name="Table Web 2" w:semiHidden="1" w:unhideWhenUsed="1"/>
+    <w:lsdException w:name="Table Web 3" w:semiHidden="1" w:unhideWhenUsed="1"/>
+    <w:lsdException w:name="Balloon Text" w:semiHidden="1" w:unhideWhenUsed="1"/>
+    <w:lsdException w:name="Table Grid" w:uiPriority="39"/>
+    <w:lsdException w:name="Table Theme" w:semiHidden="1" w:unhideWhenUsed="1"/>
+    <w:lsdException w:name="Placeholder Text" w:semiHidden="1"/>
+    <w:lsdException w:name="No Spacing" w:uiPriority="1" w:qFormat="1"/>
+    <w:lsdException w:name="Light Shading" w:uiPriority="60"/>
+    <w:lsdException w:name="Light List" w:uiPriority="61"/>
+    <w:lsdException w:name="Light Grid" w:uiPriority="62"/>
+    <w:lsdException w:name="Medium Shading 1" w:uiPriority="63"/>
+    <w:lsdException w:name="Medium Shading 2" w:uiPriority="64"/>
+    <w:lsdException w:name="Medium List 1" w:uiPriority="65"/>
+    <w:lsdException w:name="Medium List 2" w:uiPriority="66"/>
+    <w:lsdException w:name="Medium Grid 1" w:uiPriority="67"/>
+    <w:lsdException w:name="Medium Grid 2" w:uiPriority="68"/>
+    <w:lsdException w:name="Medium Grid 3" w:uiPriority="69"/>
+    <w:lsdException w:name="Dark List" w:uiPriority="70"/>
+    <w:lsdException w:name="Colorful Shading" w:uiPriority="71"/>
+    <w:lsdException w:name="Colorful List" w:uiPriority="72"/>
+    <w:lsdException w:name="Colorful Grid" w:uiPriority="73"/>
+    <w:lsdException w:name="Light Shading Accent 1" w:uiPriority="60"/>
+    <w:lsdException w:name="Light List Accent 1" w:uiPriority="61"/>
+    <w:lsdException w:name="Light Grid Accent 1" w:uiPriority="62"/>
+    <w:lsdException w:name="Medium Shading 1 Accent 1" w:uiPriority="63"/>
+    <w:lsdException w:name="Medium Shading 2 Accent 1" w:uiPriority="64"/>
+    <w:lsdException w:name="Medium List 1 Accent 1" w:uiPriority="65"/>
+    <w:lsdException w:name="Revision" w:semiHidden="1"/>
+    <w:lsdException w:name="List Paragraph" w:uiPriority="34" w:qFormat="1"/>
+    <w:lsdException w:name="Quote" w:uiPriority="29" w:qFormat="1"/>
+    <w:lsdException w:name="Intense Quote" w:uiPriority="30" w:qFormat="1"/>
+    <w:lsdException w:name="Medium List 2 Accent 1" w:uiPriority="66"/>
+    <w:lsdException w:name="Medium Grid 1 Accent 1" w:uiPriority="67"/>
+    <w:lsdException w:name="Medium Grid 2 Accent 1" w:uiPriority="68"/>
+    <w:lsdException w:name="Medium Grid 3 Accent 1" w:uiPriority="69"/>
+    <w:lsdException w:name="Dark List Accent 1" w:uiPriority="70"/>
+    <w:lsdException w:name="Colorful Shading Accent 1" w:uiPriority="71"/>
+    <w:lsdException w:name="Colorful List Accent 1" w:uiPriority="72"/>
+    <w:lsdException w:name="Colorful Grid Accent 1" w:uiPriority="73"/>
+    <w:lsdException w:name="Light Shading Accent 2" w:uiPriority="60"/>
+    <w:lsdException w:name="Light List Accent 2" w:uiPriority="61"/>
+    <w:lsdException w:name="Light Grid Accent 2" w:uiPriority="62"/>
+    <w:lsdException w:name="Medium Shading 1 Accent 2" w:uiPriority="63"/>
+    <w:lsdException w:name="Medium Shading 2 Accent 2" w:uiPriority="64"/>
+    <w:lsdException w:name="Medium List 1 Accent 2" w:uiPriority="65"/>
+    <w:lsdException w:name="Medium List 2 Accent 2" w:uiPriority="66"/>
+    <w:lsdException w:name="Medium Grid 1 Accent 2" w:uiPriority="67"/>
+    <w:lsdException w:name="Medium Grid 2 Accent 2" w:uiPriority="68"/>
+    <w:lsdException w:name="Medium Grid 3 Accent 2" w:uiPriority="69"/>
+    <w:lsdException w:name="Dark List Accent 2" w:uiPriority="70"/>
+    <w:lsdException w:name="Colorful Shading Accent 2" w:uiPriority="71"/>
+    <w:lsdException w:name="Colorful List Accent 2" w:uiPriority="72"/>
+    <w:lsdException w:name="Colorful Grid Accent 2" w:uiPriority="73"/>
+    <w:lsdException w:name="Light Shading Accent 3" w:uiPriority="60"/>
+    <w:lsdException w:name="Light List Accent 3" w:uiPriority="61"/>
+    <w:lsdException w:name="Light Grid Accent 3" w:uiPriority="62"/>
+    <w:lsdException w:name="Medium Shading 1 Accent 3" w:uiPriority="63"/>
+    <w:lsdException w:name="Medium Shading 2 Accent 3" w:uiPriority="64"/>
+    <w:lsdException w:name="Medium List 1 Accent 3" w:uiPriority="65"/>
+    <w:lsdException w:name="Medium List 2 Accent 3" w:uiPriority="66"/>
+    <w:lsdException w:name="Medium Grid 1 Accent 3" w:uiPriority="67"/>
+    <w:lsdException w:name="Medium Grid 2 Accent 3" w:uiPriority="68"/>
+    <w:lsdException w:name="Medium Grid 3 Accent 3" w:uiPriority="69"/>
+    <w:lsdException w:name="Dark List Accent 3" w:uiPriority="70"/>
+    <w:lsdException w:name="Colorful Shading Accent 3" w:uiPriority="71"/>
+    <w:lsdException w:name="Colorful List Accent 3" w:uiPriority="72"/>
+    <w:lsdException w:name="Colorful Grid Accent 3" w:uiPriority="73"/>
+    <w:lsdException w:name="Light Shading Accent 4" w:uiPriority="60"/>
+    <w:lsdException w:name="Light List Accent 4" w:uiPriority="61"/>
+    <w:lsdException w:name="Light Grid Accent 4" w:uiPriority="62"/>
+    <w:lsdException w:name="Medium Shading 1 Accent 4" w:uiPriority="63"/>
+    <w:lsdException w:name="Medium Shading 2 Accent 4" w:uiPriority="64"/>
+    <w:lsdException w:name="Medium List 1 Accent 4" w:uiPriority="65"/>
+    <w:lsdException w:name="Medium List 2 Accent 4" w:uiPriority="66"/>
+    <w:lsdException w:name="Medium Grid 1 Accent 4" w:uiPriority="67"/>
+    <w:lsdException w:name="Medium Grid 2 Accent 4" w:uiPriority="68"/>
+    <w:lsdException w:name="Medium Grid 3 Accent 4" w:uiPriority="69"/>
+    <w:lsdException w:name="Dark List Accent 4" w:uiPriority="70"/>
+    <w:lsdException w:name="Colorful Shading Accent 4" w:uiPriority="71"/>
+    <w:lsdException w:name="Colorful List Accent 4" w:uiPriority="72"/>
+    <w:lsdException w:name="Colorful Grid Accent 4" w:uiPriority="73"/>
+    <w:lsdException w:name="Light Shading Accent 5" w:uiPriority="60"/>
+    <w:lsdException w:name="Light List Accent 5" w:uiPriority="61"/>
+    <w:lsdException w:name="Light Grid Accent 5" w:uiPriority="62"/>
+    <w:lsdException w:name="Medium Shading 1 Accent 5" w:uiPriority="63"/>
+    <w:lsdException w:name="Medium Shading 2 Accent 5" w:uiPriority="64"/>
+    <w:lsdException w:name="Medium List 1 Accent 5" w:uiPriority="65"/>
+    <w:lsdException w:name="Medium List 2 Accent 5" w:uiPriority="66"/>
+    <w:lsdException w:name="Medium Grid 1 Accent 5" w:uiPriority="67"/>
+    <w:lsdException w:name="Medium Grid 2 Accent 5" w:uiPriority="68"/>
+    <w:lsdException w:name="Medium Grid 3 Accent 5" w:uiPriority="69"/>
+    <w:lsdException w:name="Dark List Accent 5" w:uiPriority="70"/>
+    <w:lsdException w:name="Colorful Shading Accent 5" w:uiPriority="71"/>
+    <w:lsdException w:name="Colorful List Accent 5" w:uiPriority="72"/>
+    <w:lsdException w:name="Colorful Grid Accent 5" w:uiPriority="73"/>
+    <w:lsdException w:name="Light Shading Accent 6" w:uiPriority="60"/>
+    <w:lsdException w:name="Light List Accent 6" w:uiPriority="61"/>
+    <w:lsdException w:name="Light Grid Accent 6" w:uiPriority="62"/>
+    <w:lsdException w:name="Medium Shading 1 Accent 6" w:uiPriority="63"/>
+    <w:lsdException w:name="Medium Shading 2 Accent 6" w:uiPriority="64"/>
+    <w:lsdException w:name="Medium List 1 Accent 6" w:uiPriority="65"/>
+    <w:lsdException w:name="Medium List 2 Accent 6" w:uiPriority="66"/>
+    <w:lsdException w:name="Medium Grid 1 Accent 6" w:uiPriority="67"/>
+    <w:lsdException w:name="Medium Grid 2 Accent 6" w:uiPriority="68"/>
+    <w:lsdException w:name="Medium Grid 3 Accent 6" w:uiPriority="69"/>
+    <w:lsdException w:name="Dark List Accent 6" w:uiPriority="70"/>
+    <w:lsdException w:name="Colorful Shading Accent 6" w:uiPriority="71"/>
+    <w:lsdException w:name="Colorful List Accent 6" w:uiPriority="72"/>
+    <w:lsdException w:name="Colorful Grid Accent 6" w:uiPriority="73"/>
+    <w:lsdException w:name="Subtle Emphasis" w:uiPriority="19" w:qFormat="1"/>
+    <w:lsdException w:name="Intense Emphasis" w:uiPriority="21" w:qFormat="1"/>
+    <w:lsdException w:name="Subtle Reference" w:uiPriority="31" w:qFormat="1"/>
+    <w:lsdException w:name="Intense Reference" w:uiPriority="32" w:qFormat="1"/>
+    <w:lsdException w:name="Book Title" w:uiPriority="33" w:qFormat="1"/>
+    <w:lsdException w:name="Bibliography" w:semiHidden="1" w:uiPriority="37" w:unhideWhenUsed="1"/>
+    <w:lsdException w:name="TOC Heading" w:semiHidden="1" w:uiPriority="39" w:unhideWhenUsed="1" w:qFormat="1"/>
+    <w:lsdException w:name="Plain Table 1" w:uiPriority="41"/>
+    <w:lsdException w:name="Plain Table 2" w:uiPriority="42"/>
+    <w:lsdException w:name="Plain Table 3" w:uiPriority="43"/>
+    <w:lsdException w:name="Plain Table 4" w:uiPriority="44"/>
+    <w:lsdException w:name="Plain Table 5" w:uiPriority="45"/>
+    <w:lsdException w:name="Grid Table Light" w:uiPriority="40"/>
+    <w:lsdException w:name="Grid Table 1 Light" w:uiPriority="46"/>
+    <w:lsdException w:name="Grid Table 2" w:uiPriority="47"/>
+    <w:lsdException w:name="Grid Table 3" w:uiPriority="48"/>
+    <w:lsdException w:name="Grid Table 4" w:uiPriority="49"/>
+    <w:lsdException w:name="Grid Table 5 Dark" w:uiPriority="50"/>
+    <w:lsdException w:name="Grid Table 6 Colorful" w:uiPriority="51"/>
+    <w:lsdException w:name="Grid Table 7 Colorful" w:uiPriority="52"/>
+    <w:lsdException w:name="Grid Table 1 Light Accent 1" w:uiPriority="46"/>
+    <w:lsdException w:name="Grid Table 2 Accent 1" w:uiPriority="47"/>
+    <w:lsdException w:name="Grid Table 3 Accent 1" w:uiPriority="48"/>
+    <w:lsdException w:name="Grid Table 4 Accent 1" w:uiPriority="49"/>
+    <w:lsdException w:name="Grid Table 5 Dark Accent 1" w:uiPriority="50"/>
+    <w:lsdException w:name="Grid Table 6 Colorful Accent 1" w:uiPriority="51"/>
+    <w:lsdException w:name="Grid Table 7 Colorful Accent 1" w:uiPriority="52"/>
+    <w:lsdException w:name="Grid Table 1 Light Accent 2" w:uiPriority="46"/>
+    <w:lsdException w:name="Grid Table 2 Accent 2" w:uiPriority="47"/>
+    <w:lsdException w:name="Grid Table 3 Accent 2" w:uiPriority="48"/>
+    <w:lsdException w:name="Grid Table 4 Accent 2" w:uiPriority="49"/>
+    <w:lsdException w:name="Grid Table 5 Dark Accent 2" w:uiPriority="50"/>
+    <w:lsdException w:name="Grid Table 6 Colorful Accent 2" w:uiPriority="51"/>
+    <w:lsdException w:name="Grid Table 7 Colorful Accent 2" w:uiPriority="52"/>
+    <w:lsdException w:name="Grid Table 1 Light Accent 3" w:uiPriority="46"/>
+    <w:lsdException w:name="Grid Table 2 Accent 3" w:uiPriority="47"/>
+    <w:lsdException w:name="Grid Table 3 Accent 3" w:uiPriority="48"/>
+    <w:lsdException w:name="Grid Table 4 Accent 3" w:uiPriority="49"/>
+    <w:lsdException w:name="Grid Table 5 Dark Accent 3" w:uiPriority="50"/>
+    <w:lsdException w:name="Grid Table 6 Colorful Accent 3" w:uiPriority="51"/>
+    <w:lsdException w:name="Grid Table 7 Colorful Accent 3" w:uiPriority="52"/>
+    <w:lsdException w:name="Grid Table 1 Light Accent 4" w:uiPriority="46"/>
+    <w:lsdException w:name="Grid Table 2 Accent 4" w:uiPriority="47"/>
+    <w:lsdException w:name="Grid Table 3 Accent 4" w:uiPriority="48"/>
+    <w:lsdException w:name="Grid Table 4 Accent 4" w:uiPriority="49"/>
+    <w:lsdException w:name="Grid Table 5 Dark Accent 4" w:uiPriority="50"/>
+    <w:lsdException w:name="Grid Table 6 Colorful Accent 4" w:uiPriority="51"/>
+    <w:lsdException w:name="Grid Table 7 Colorful Accent 4" w:uiPriority="52"/>
+    <w:lsdException w:name="Grid Table 1 Light Accent 5" w:uiPriority="46"/>
+    <w:lsdException w:name="Grid Table 2 Accent 5" w:uiPriority="47"/>
+    <w:lsdException w:name="Grid Table 3 Accent 5" w:uiPriority="48"/>
+    <w:lsdException w:name="Grid Table 4 Accent 5" w:uiPriority="49"/>
+    <w:lsdException w:name="Grid Table 5 Dark Accent 5" w:uiPriority="50"/>
+    <w:lsdException w:name="Grid Table 6 Colorful Accent 5" w:uiPriority="51"/>
+    <w:lsdException w:name="Grid Table 7 Colorful Accent 5" w:uiPriority="52"/>
+    <w:lsdException w:name="Grid Table 1 Light Accent 6" w:uiPriority="46"/>
+    <w:lsdException w:name="Grid Table 2 Accent 6" w:uiPriority="47"/>
+    <w:lsdException w:name="Grid Table 3 Accent 6" w:uiPriority="48"/>
+    <w:lsdException w:name="Grid Table 4 Accent 6" w:uiPriority="49"/>
+    <w:lsdException w:name="Grid Table 5 Dark Accent 6" w:uiPriority="50"/>
+    <w:lsdException w:name="Grid Table 6 Colorful Accent 6" w:uiPriority="51"/>
+    <w:lsdException w:name="Grid Table 7 Colorful Accent 6" w:uiPriority="52"/>
+    <w:lsdException w:name="List Table 1 Light" w:uiPriority="46"/>
+    <w:lsdException w:name="List Table 2" w:uiPriority="47"/>
+    <w:lsdException w:name="List Table 3" w:uiPriority="48"/>
+    <w:lsdException w:name="List Table 4" w:uiPriority="49"/>
+    <w:lsdException w:name="List Table 5 Dark" w:uiPriority="50"/>
+    <w:lsdException w:name="List Table 6 Colorful" w:uiPriority="51"/>
+    <w:lsdException w:name="List Table 7 Colorful" w:uiPriority="52"/>
+    <w:lsdException w:name="List Table 1 Light Accent 1" w:uiPriority="46"/>
+    <w:lsdException w:name="List Table 2 Accent 1" w:uiPriority="47"/>
+    <w:lsdException w:name="List Table 3 Accent 1" w:uiPriority="48"/>
+    <w:lsdException w:name="List Table 4 Accent 1" w:uiPriority="49"/>
+    <w:lsdException w:name="List Table 5 Dark Accent 1" w:uiPriority="50"/>
+    <w:lsdException w:name="List Table 6 Colorful Accent 1" w:uiPriority="51"/>
+    <w:lsdException w:name="List Table 7 Colorful Accent 1" w:uiPriority="52"/>
+    <w:lsdException w:name="List Table 1 Light Accent 2" w:uiPriority="46"/>
+    <w:lsdException w:name="List Table 2 Accent 2" w:uiPriority="47"/>
+    <w:lsdException w:name="List Table 3 Accent 2" w:uiPriority="48"/>
+    <w:lsdException w:name="List Table 4 Accent 2" w:uiPriority="49"/>
+    <w:lsdException w:name="List Table 5 Dark Accent 2" w:uiPriority="50"/>
+    <w:lsdException w:name="List Table 6 Colorful Accent 2" w:uiPriority="51"/>
+    <w:lsdException w:name="List Table 7 Colorful Accent 2" w:uiPriority="52"/>
+    <w:lsdException w:name="List Table 1 Light Accent 3" w:uiPriority="46"/>
+    <w:lsdException w:name="List Table 2 Accent 3" w:uiPriority="47"/>
+    <w:lsdException w:name="List Table 3 Accent 3" w:uiPriority="48"/>
+    <w:lsdException w:name="List Table 4 Accent 3" w:uiPriority="49"/>
+    <w:lsdException w:name="List Table 5 Dark Accent 3" w:uiPriority="50"/>
+    <w:lsdException w:name="List Table 6 Colorful Accent 3" w:uiPriority="51"/>
+    <w:lsdException w:name="List Table 7 Colorful Accent 3" w:uiPriority="52"/>
+    <w:lsdException w:name="List Table 1 Light Accent 4" w:uiPriority="46"/>
+    <w:lsdException w:name="List Table 2 Accent 4" w:uiPriority="47"/>
+    <w:lsdException w:name="List Table 3 Accent 4" w:uiPriority="48"/>
+    <w:lsdException w:name="List Table 4 Accent 4" w:uiPriority="49"/>
+    <w:lsdException w:name="List Table 5 Dark Accent 4" w:uiPriority="50"/>
+    <w:lsdException w:name="List Table 6 Colorful Accent 4" w:uiPriority="51"/>
+    <w:lsdException w:name="List Table 7 Colorful Accent 4" w:uiPriority="52"/>
+    <w:lsdException w:name="List Table 1 Light Accent 5" w:uiPriority="46"/>
+    <w:lsdException w:name="List Table 2 Accent 5" w:uiPriority="47"/>
+    <w:lsdException w:name="List Table 3 Accent 5" w:uiPriority="48"/>
+    <w:lsdException w:name="List Table 4 Accent 5" w:uiPriority="49"/>
+    <w:lsdException w:name="List Table 5 Dark Accent 5" w:uiPriority="50"/>
+    <w:lsdException w:name="List Table 6 Colorful Accent 5" w:uiPriority="51"/>
+    <w:lsdException w:name="List Table 7 Colorful Accent 5" w:uiPriority="52"/>
+    <w:lsdException w:name="List Table 1 Light Accent 6" w:uiPriority="46"/>
+    <w:lsdException w:name="List Table 2 Accent 6" w:uiPriority="47"/>
+    <w:lsdException w:name="List Table 3 Accent 6" w:uiPriority="48"/>
+    <w:lsdException w:name="List Table 4 Accent 6" w:uiPriority="49"/>
+    <w:lsdException w:name="List Table 5 Dark Accent 6" w:uiPriority="50"/>
+    <w:lsdException w:name="List Table 6 Colorful Accent 6" w:uiPriority="51"/>
+    <w:lsdException w:name="List Table 7 Colorful Accent 6" w:uiPriority="52"/>
+    <w:lsdException w:name="Mention" w:semiHidden="1" w:unhideWhenUsed="1"/>
+    <w:lsdException w:name="Smart Hyperlink" w:semiHidden="1" w:unhideWhenUsed="1"/>
+    <w:lsdException w:name="Hashtag" w:semiHidden="1" w:unhideWhenUsed="1"/>
+    <w:lsdException w:name="Unresolved Mention" w:semiHidden="1" w:unhideWhenUsed="1"/>
+    <w:lsdException w:name="Smart Link" w:semiHidden="1" w:unhideWhenUsed="1"/>
+  </w:latentStyles>
+  <w:style w:type="paragraph" w:default="1" w:styleId="Normal">
     <w:name w:val="Normal"/>
     <w:qFormat/>
     <w:pPr>
-      <w:widowControl/>
-      <w:bidi w:val="0"/>
-      <w:spacing w:lineRule="auto" w:line="256" w:before="0" w:after="160"/>
+      <w:spacing w:after="160" w:line="256" w:lineRule="auto"/>
     </w:pPr>
     <w:rPr>
-      <w:rFonts w:ascii="Calibri" w:hAnsi="Calibri" w:eastAsia="Calibri" w:cs="Times New Roman"/>
-      <w:color w:val="auto"/>
+      <w:rFonts w:ascii="Calibri" w:eastAsia="Calibri" w:hAnsi="Calibri" w:cs="Times New Roman"/>
       <w:sz w:val="22"/>
       <w:szCs w:val="22"/>
-      <w:lang w:val="en-GB" w:bidi="ar-SA" w:eastAsia="zh-CN"/>
+      <w:lang w:val="en-GB" w:bidi="ar-SA"/>
     </w:rPr>
   </w:style>
-  <w:style w:type="character" w:styleId="WW8Num1z0">
+  <w:style w:type="character" w:default="1" w:styleId="DefaultParagraphFont">
+    <w:name w:val="Default Paragraph Font"/>
+    <w:uiPriority w:val="1"/>
+    <w:unhideWhenUsed/>
+  </w:style>
+  <w:style w:type="table" w:default="1" w:styleId="TableNormal">
+    <w:name w:val="Normal Table"/>
+    <w:uiPriority w:val="99"/>
+    <w:semiHidden/>
+    <w:unhideWhenUsed/>
+    <w:tblPr>
+      <w:tblInd w:w="0" w:type="dxa"/>
+      <w:tblCellMar>
+        <w:top w:w="0" w:type="dxa"/>
+        <w:left w:w="108" w:type="dxa"/>
+        <w:bottom w:w="0" w:type="dxa"/>
+        <w:right w:w="108" w:type="dxa"/>
+      </w:tblCellMar>
+    </w:tblPr>
+  </w:style>
+  <w:style w:type="numbering" w:default="1" w:styleId="NoList">
+    <w:name w:val="No List"/>
+    <w:uiPriority w:val="99"/>
+    <w:semiHidden/>
+    <w:unhideWhenUsed/>
+  </w:style>
+  <w:style w:type="character" w:customStyle="1" w:styleId="WW8Num1z0">
     <w:name w:val="WW8Num1z0"/>
     <w:qFormat/>
-    <w:rPr/>
-  </w:style>
-  <w:style w:type="character" w:styleId="WW8Num2z0">
+  </w:style>
+  <w:style w:type="character" w:customStyle="1" w:styleId="WW8Num2z0">
     <w:name w:val="WW8Num2z0"/>
     <w:qFormat/>
-    <w:rPr/>
-  </w:style>
-  <w:style w:type="character" w:styleId="DefaultParagraphFont">
-    <w:name w:val="Default Paragraph Font"/>
-    <w:qFormat/>
-    <w:rPr/>
-  </w:style>
-  <w:style w:type="character" w:styleId="HeaderChar">
+  </w:style>
+  <w:style w:type="character" w:customStyle="1" w:styleId="HeaderChar">
     <w:name w:val="Header Char"/>
     <w:basedOn w:val="DefaultParagraphFont"/>
     <w:qFormat/>
-    <w:rPr/>
-  </w:style>
-  <w:style w:type="character" w:styleId="FooterChar">
+  </w:style>
+  <w:style w:type="character" w:customStyle="1" w:styleId="FooterChar">
     <w:name w:val="Footer Char"/>
     <w:basedOn w:val="DefaultParagraphFont"/>
     <w:qFormat/>
-    <w:rPr/>
-  </w:style>
-  <w:style w:type="character" w:styleId="IOPHeaderChar">
+  </w:style>
+  <w:style w:type="character" w:customStyle="1" w:styleId="IOPHeaderChar">
     <w:name w:val="IOPHeader Char"/>
     <w:basedOn w:val="HeaderChar"/>
     <w:qFormat/>
-    <w:rPr/>
-  </w:style>
-  <w:style w:type="character" w:styleId="IOPTitleChar">
+  </w:style>
+  <w:style w:type="character" w:customStyle="1" w:styleId="IOPTitleChar">
     <w:name w:val="IOPTitle Char"/>
     <w:qFormat/>
     <w:rPr>
@@ -1923,24 +2306,24 @@
       <w:szCs w:val="48"/>
     </w:rPr>
   </w:style>
-  <w:style w:type="character" w:styleId="IOPAuthorChar">
+  <w:style w:type="character" w:customStyle="1" w:styleId="IOPAuthorChar">
     <w:name w:val="IOPAuthor Char"/>
     <w:qFormat/>
     <w:rPr>
       <w:b/>
     </w:rPr>
   </w:style>
-  <w:style w:type="character" w:styleId="IOPAffChar">
+  <w:style w:type="character" w:customStyle="1" w:styleId="IOPAffChar">
     <w:name w:val="IOPAff Char"/>
     <w:qFormat/>
     <w:rPr>
       <w:rFonts w:ascii="Times New Roman" w:hAnsi="Times New Roman" w:cs="Times New Roman"/>
-      <w:b w:val="false"/>
+      <w:b w:val="0"/>
       <w:sz w:val="18"/>
       <w:szCs w:val="18"/>
     </w:rPr>
   </w:style>
-  <w:style w:type="character" w:styleId="IOPH1Char">
+  <w:style w:type="character" w:customStyle="1" w:styleId="IOPH1Char">
     <w:name w:val="IOPH1 Char"/>
     <w:qFormat/>
     <w:rPr>
@@ -1950,7 +2333,7 @@
       <w:szCs w:val="18"/>
     </w:rPr>
   </w:style>
-  <w:style w:type="character" w:styleId="IOPAbsTextChar">
+  <w:style w:type="character" w:customStyle="1" w:styleId="IOPAbsTextChar">
     <w:name w:val="IOPAbsText Char"/>
     <w:qFormat/>
     <w:rPr>
@@ -1958,7 +2341,7 @@
       <w:sz w:val="20"/>
     </w:rPr>
   </w:style>
-  <w:style w:type="character" w:styleId="IOPKwdChar">
+  <w:style w:type="character" w:customStyle="1" w:styleId="IOPKwdChar">
     <w:name w:val="IOPKwd Char"/>
     <w:qFormat/>
     <w:rPr>
@@ -1966,7 +2349,7 @@
       <w:sz w:val="20"/>
     </w:rPr>
   </w:style>
-  <w:style w:type="character" w:styleId="IOPTextChar">
+  <w:style w:type="character" w:customStyle="1" w:styleId="IOPTextChar">
     <w:name w:val="IOPText Char"/>
     <w:qFormat/>
     <w:rPr>
@@ -1974,29 +2357,29 @@
       <w:sz w:val="20"/>
     </w:rPr>
   </w:style>
-  <w:style w:type="character" w:styleId="IOPH2Char">
+  <w:style w:type="character" w:customStyle="1" w:styleId="IOPH2Char">
     <w:name w:val="IOPH2 Char"/>
     <w:qFormat/>
     <w:rPr>
       <w:rFonts w:ascii="Times New Roman" w:hAnsi="Times New Roman" w:cs="Times New Roman"/>
-      <w:b w:val="false"/>
+      <w:b w:val="0"/>
       <w:i/>
       <w:sz w:val="18"/>
       <w:szCs w:val="18"/>
     </w:rPr>
   </w:style>
-  <w:style w:type="character" w:styleId="IOPH3Char">
+  <w:style w:type="character" w:customStyle="1" w:styleId="IOPH3Char">
     <w:name w:val="IOPH3 Char"/>
     <w:qFormat/>
     <w:rPr>
       <w:rFonts w:ascii="Times New Roman" w:hAnsi="Times New Roman" w:cs="Times New Roman"/>
-      <w:b w:val="false"/>
+      <w:b w:val="0"/>
       <w:i/>
       <w:sz w:val="18"/>
       <w:szCs w:val="18"/>
     </w:rPr>
   </w:style>
-  <w:style w:type="character" w:styleId="IOPrefsChar">
+  <w:style w:type="character" w:customStyle="1" w:styleId="IOPrefsChar">
     <w:name w:val="IOPrefs Char"/>
     <w:qFormat/>
     <w:rPr>
@@ -2005,7 +2388,7 @@
       <w:lang w:val="en-US" w:eastAsia="en-US"/>
     </w:rPr>
   </w:style>
-  <w:style w:type="character" w:styleId="IOPRefsChar1">
+  <w:style w:type="character" w:customStyle="1" w:styleId="IOPRefsChar0">
     <w:name w:val="IOPRefs Char"/>
     <w:qFormat/>
     <w:rPr>
@@ -2014,14 +2397,14 @@
       <w:lang w:val="en-US" w:eastAsia="en-US"/>
     </w:rPr>
   </w:style>
-  <w:style w:type="character" w:styleId="Bullets">
+  <w:style w:type="character" w:customStyle="1" w:styleId="Bullets">
     <w:name w:val="Bullets"/>
     <w:qFormat/>
     <w:rPr>
-      <w:rFonts w:ascii="OpenSymbol" w:hAnsi="OpenSymbol" w:eastAsia="OpenSymbol" w:cs="OpenSymbol"/>
+      <w:rFonts w:ascii="OpenSymbol" w:eastAsia="OpenSymbol" w:hAnsi="OpenSymbol" w:cs="OpenSymbol"/>
     </w:rPr>
   </w:style>
-  <w:style w:type="character" w:styleId="StrongEmphasis">
+  <w:style w:type="character" w:styleId="Strong">
     <w:name w:val="Strong"/>
     <w:qFormat/>
     <w:rPr>
@@ -2029,39 +2412,37 @@
       <w:bCs/>
     </w:rPr>
   </w:style>
-  <w:style w:type="paragraph" w:styleId="Heading">
+  <w:style w:type="paragraph" w:customStyle="1" w:styleId="Heading">
     <w:name w:val="Heading"/>
     <w:basedOn w:val="Normal"/>
-    <w:next w:val="TextBody"/>
+    <w:next w:val="BodyText"/>
     <w:qFormat/>
     <w:pPr>
-      <w:keepNext w:val="true"/>
+      <w:keepNext/>
       <w:spacing w:before="240" w:after="120"/>
     </w:pPr>
     <w:rPr>
-      <w:rFonts w:ascii="Liberation Sans" w:hAnsi="Liberation Sans" w:eastAsia="Noto Sans CJK SC" w:cs="FreeSans"/>
+      <w:rFonts w:ascii="Liberation Sans" w:eastAsia="Noto Sans CJK SC" w:hAnsi="Liberation Sans" w:cs="FreeSans"/>
       <w:sz w:val="28"/>
       <w:szCs w:val="28"/>
     </w:rPr>
   </w:style>
-  <w:style w:type="paragraph" w:styleId="TextBody">
+  <w:style w:type="paragraph" w:styleId="BodyText">
     <w:name w:val="Body Text"/>
     <w:basedOn w:val="Normal"/>
     <w:pPr>
-      <w:spacing w:lineRule="auto" w:line="276" w:before="0" w:after="140"/>
+      <w:spacing w:after="140" w:line="276" w:lineRule="auto"/>
     </w:pPr>
-    <w:rPr/>
   </w:style>
   <w:style w:type="paragraph" w:styleId="List">
     <w:name w:val="List"/>
-    <w:basedOn w:val="TextBody"/>
-    <w:pPr/>
+    <w:basedOn w:val="BodyText"/>
     <w:rPr>
       <w:rFonts w:cs="FreeSans"/>
     </w:rPr>
   </w:style>
   <w:style w:type="paragraph" w:styleId="Caption">
-    <w:name w:val="Caption"/>
+    <w:name w:val="caption"/>
     <w:basedOn w:val="Normal"/>
     <w:qFormat/>
     <w:pPr>
@@ -2076,7 +2457,7 @@
       <w:szCs w:val="24"/>
     </w:rPr>
   </w:style>
-  <w:style w:type="paragraph" w:styleId="Index">
+  <w:style w:type="paragraph" w:customStyle="1" w:styleId="Index">
     <w:name w:val="Index"/>
     <w:basedOn w:val="Normal"/>
     <w:qFormat/>
@@ -2087,37 +2468,33 @@
       <w:rFonts w:cs="FreeSans"/>
     </w:rPr>
   </w:style>
-  <w:style w:type="paragraph" w:styleId="HeaderandFooter">
+  <w:style w:type="paragraph" w:customStyle="1" w:styleId="HeaderandFooter">
     <w:name w:val="Header and Footer"/>
     <w:basedOn w:val="Normal"/>
     <w:qFormat/>
     <w:pPr>
       <w:suppressLineNumbers/>
       <w:tabs>
-        <w:tab w:val="clear" w:pos="720"/>
-        <w:tab w:val="center" w:pos="4986" w:leader="none"/>
-        <w:tab w:val="right" w:pos="9972" w:leader="none"/>
+        <w:tab w:val="center" w:pos="4986"/>
+        <w:tab w:val="right" w:pos="9972"/>
       </w:tabs>
     </w:pPr>
-    <w:rPr/>
   </w:style>
   <w:style w:type="paragraph" w:styleId="Header">
-    <w:name w:val="Header"/>
+    <w:name w:val="header"/>
     <w:basedOn w:val="Normal"/>
     <w:pPr>
-      <w:spacing w:lineRule="auto" w:line="240" w:before="0" w:after="0"/>
+      <w:spacing w:after="0" w:line="240" w:lineRule="auto"/>
     </w:pPr>
-    <w:rPr/>
   </w:style>
   <w:style w:type="paragraph" w:styleId="Footer">
-    <w:name w:val="Footer"/>
+    <w:name w:val="footer"/>
     <w:basedOn w:val="Normal"/>
     <w:pPr>
-      <w:spacing w:lineRule="auto" w:line="240" w:before="0" w:after="0"/>
+      <w:spacing w:after="0" w:line="240" w:lineRule="auto"/>
     </w:pPr>
-    <w:rPr/>
-  </w:style>
-  <w:style w:type="paragraph" w:styleId="IOPHeader">
+  </w:style>
+  <w:style w:type="paragraph" w:customStyle="1" w:styleId="IOPHeader">
     <w:name w:val="IOPHeader"/>
     <w:basedOn w:val="Header"/>
     <w:qFormat/>
@@ -2126,14 +2503,13 @@
         <w:bottom w:val="single" w:sz="4" w:space="1" w:color="000000"/>
       </w:pBdr>
     </w:pPr>
-    <w:rPr/>
-  </w:style>
-  <w:style w:type="paragraph" w:styleId="IOPTitle">
+  </w:style>
+  <w:style w:type="paragraph" w:customStyle="1" w:styleId="IOPTitle">
     <w:name w:val="IOPTitle"/>
     <w:basedOn w:val="Normal"/>
     <w:qFormat/>
     <w:pPr>
-      <w:spacing w:before="0" w:after="520"/>
+      <w:spacing w:after="520"/>
     </w:pPr>
     <w:rPr>
       <w:b/>
@@ -2141,39 +2517,39 @@
       <w:szCs w:val="48"/>
     </w:rPr>
   </w:style>
-  <w:style w:type="paragraph" w:styleId="IOPAuthor">
+  <w:style w:type="paragraph" w:customStyle="1" w:styleId="IOPAuthor">
     <w:name w:val="IOPAuthor"/>
     <w:basedOn w:val="Normal"/>
     <w:qFormat/>
     <w:pPr>
-      <w:spacing w:before="0" w:after="200"/>
-      <w:ind w:right="2552" w:hanging="0"/>
+      <w:spacing w:after="200"/>
+      <w:ind w:right="2552"/>
     </w:pPr>
     <w:rPr>
       <w:b/>
     </w:rPr>
   </w:style>
-  <w:style w:type="paragraph" w:styleId="IOPAff">
+  <w:style w:type="paragraph" w:customStyle="1" w:styleId="IOPAff">
     <w:name w:val="IOPAff"/>
     <w:basedOn w:val="IOPAuthor"/>
     <w:qFormat/>
     <w:pPr>
-      <w:spacing w:before="0" w:after="0"/>
+      <w:spacing w:after="0"/>
     </w:pPr>
     <w:rPr>
-      <w:rFonts w:ascii="Times New Roman" w:hAnsi="Times New Roman" w:cs="Times New Roman"/>
-      <w:b w:val="false"/>
+      <w:rFonts w:ascii="Times New Roman" w:hAnsi="Times New Roman"/>
+      <w:b w:val="0"/>
       <w:sz w:val="18"/>
       <w:szCs w:val="18"/>
     </w:rPr>
   </w:style>
-  <w:style w:type="paragraph" w:styleId="IOPH1">
+  <w:style w:type="paragraph" w:customStyle="1" w:styleId="IOPH1">
     <w:name w:val="IOPH1"/>
     <w:basedOn w:val="IOPAff"/>
     <w:qFormat/>
     <w:pPr>
       <w:spacing w:before="200" w:after="120"/>
-      <w:ind w:right="0" w:hanging="0"/>
+      <w:ind w:right="0"/>
     </w:pPr>
     <w:rPr>
       <w:rFonts w:ascii="Calibri" w:hAnsi="Calibri" w:cs="Calibri"/>
@@ -2181,20 +2557,20 @@
       <w:sz w:val="22"/>
     </w:rPr>
   </w:style>
-  <w:style w:type="paragraph" w:styleId="IOPAbsText">
+  <w:style w:type="paragraph" w:customStyle="1" w:styleId="IOPAbsText">
     <w:name w:val="IOPAbsText"/>
     <w:basedOn w:val="Normal"/>
     <w:qFormat/>
     <w:pPr>
-      <w:spacing w:before="0" w:after="0"/>
-      <w:ind w:right="2552" w:hanging="0"/>
+      <w:spacing w:after="0"/>
+      <w:ind w:right="2552"/>
     </w:pPr>
     <w:rPr>
-      <w:rFonts w:ascii="Times New Roman" w:hAnsi="Times New Roman" w:cs="Times New Roman"/>
+      <w:rFonts w:ascii="Times New Roman" w:hAnsi="Times New Roman"/>
       <w:sz w:val="20"/>
     </w:rPr>
   </w:style>
-  <w:style w:type="paragraph" w:styleId="IOPKwd">
+  <w:style w:type="paragraph" w:customStyle="1" w:styleId="IOPKwd">
     <w:name w:val="IOPKwd"/>
     <w:basedOn w:val="IOPAbsText"/>
     <w:qFormat/>
@@ -2203,11 +2579,10 @@
         <w:bottom w:val="single" w:sz="4" w:space="1" w:color="000000"/>
       </w:pBdr>
       <w:spacing w:before="240" w:after="240"/>
-      <w:ind w:right="0" w:hanging="0"/>
+      <w:ind w:right="0"/>
     </w:pPr>
-    <w:rPr/>
-  </w:style>
-  <w:style w:type="paragraph" w:styleId="IOPText">
+  </w:style>
+  <w:style w:type="paragraph" w:customStyle="1" w:styleId="IOPText">
     <w:name w:val="IOPText"/>
     <w:basedOn w:val="IOPAbsText"/>
     <w:qFormat/>
@@ -2215,63 +2590,370 @@
       <w:ind w:right="0" w:firstLine="227"/>
       <w:jc w:val="both"/>
     </w:pPr>
-    <w:rPr/>
-  </w:style>
-  <w:style w:type="paragraph" w:styleId="IOPH2">
+  </w:style>
+  <w:style w:type="paragraph" w:customStyle="1" w:styleId="IOPH2">
     <w:name w:val="IOPH2"/>
     <w:basedOn w:val="IOPH1"/>
     <w:qFormat/>
-    <w:pPr/>
     <w:rPr>
-      <w:b w:val="false"/>
+      <w:b w:val="0"/>
       <w:i/>
     </w:rPr>
   </w:style>
-  <w:style w:type="paragraph" w:styleId="IOPH3">
+  <w:style w:type="paragraph" w:customStyle="1" w:styleId="IOPH3">
     <w:name w:val="IOPH3"/>
     <w:basedOn w:val="IOPH2"/>
     <w:qFormat/>
     <w:pPr>
-      <w:spacing w:before="200" w:after="0"/>
+      <w:spacing w:after="0"/>
     </w:pPr>
-    <w:rPr/>
-  </w:style>
-  <w:style w:type="paragraph" w:styleId="IOPrefs">
+  </w:style>
+  <w:style w:type="paragraph" w:customStyle="1" w:styleId="IOPrefs0">
     <w:name w:val="IOPrefs"/>
     <w:qFormat/>
     <w:pPr>
-      <w:widowControl/>
-      <w:bidi w:val="0"/>
-      <w:spacing w:lineRule="auto" w:line="256"/>
+      <w:spacing w:line="256" w:lineRule="auto"/>
       <w:ind w:left="284" w:hanging="284"/>
     </w:pPr>
     <w:rPr>
-      <w:rFonts w:ascii="Times New Roman" w:hAnsi="Times New Roman" w:eastAsia="Calibri" w:cs="Times New Roman"/>
-      <w:color w:val="auto"/>
+      <w:rFonts w:ascii="Times New Roman" w:eastAsia="Calibri" w:hAnsi="Times New Roman" w:cs="Times New Roman"/>
       <w:sz w:val="18"/>
       <w:szCs w:val="22"/>
       <w:lang w:val="en-GB" w:eastAsia="en-US" w:bidi="ar-SA"/>
     </w:rPr>
   </w:style>
-  <w:style w:type="paragraph" w:styleId="IOPRefs1">
+  <w:style w:type="paragraph" w:customStyle="1" w:styleId="IOPRefs">
     <w:name w:val="IOPRefs"/>
-    <w:basedOn w:val="IOPrefs"/>
+    <w:basedOn w:val="IOPrefs0"/>
     <w:qFormat/>
     <w:pPr>
       <w:numPr>
-        <w:ilvl w:val="0"/>
         <w:numId w:val="1"/>
       </w:numPr>
     </w:pPr>
-    <w:rPr/>
-  </w:style>
-  <w:style w:type="numbering" w:styleId="WW8Num1">
+  </w:style>
+  <w:style w:type="numbering" w:customStyle="1" w:styleId="WW8Num1">
     <w:name w:val="WW8Num1"/>
     <w:qFormat/>
   </w:style>
-  <w:style w:type="numbering" w:styleId="WW8Num2">
+  <w:style w:type="numbering" w:customStyle="1" w:styleId="WW8Num2">
     <w:name w:val="WW8Num2"/>
     <w:qFormat/>
   </w:style>
 </w:styles>
+</file>
+
+<file path=word/theme/theme1.xml><?xml version="1.0" encoding="utf-8"?>
+<a:theme xmlns:a="http://schemas.openxmlformats.org/drawingml/2006/main" name="Office Theme">
+  <a:themeElements>
+    <a:clrScheme name="Office">
+      <a:dk1>
+        <a:sysClr val="windowText" lastClr="000000"/>
+      </a:dk1>
+      <a:lt1>
+        <a:sysClr val="window" lastClr="FFFFFF"/>
+      </a:lt1>
+      <a:dk2>
+        <a:srgbClr val="0E2841"/>
+      </a:dk2>
+      <a:lt2>
+        <a:srgbClr val="E8E8E8"/>
+      </a:lt2>
+      <a:accent1>
+        <a:srgbClr val="156082"/>
+      </a:accent1>
+      <a:accent2>
+        <a:srgbClr val="E97132"/>
+      </a:accent2>
+      <a:accent3>
+        <a:srgbClr val="196B24"/>
+      </a:accent3>
+      <a:accent4>
+        <a:srgbClr val="0F9ED5"/>
+      </a:accent4>
+      <a:accent5>
+        <a:srgbClr val="A02B93"/>
+      </a:accent5>
+      <a:accent6>
+        <a:srgbClr val="4EA72E"/>
+      </a:accent6>
+      <a:hlink>
+        <a:srgbClr val="467886"/>
+      </a:hlink>
+      <a:folHlink>
+        <a:srgbClr val="96607D"/>
+      </a:folHlink>
+    </a:clrScheme>
+    <a:fontScheme name="Office">
+      <a:majorFont>
+        <a:latin typeface="Aptos Display" panose="02110004020202020204"/>
+        <a:ea typeface=""/>
+        <a:cs typeface=""/>
+        <a:font script="Jpan" typeface="游ゴシック Light"/>
+        <a:font script="Hang" typeface="맑은 고딕"/>
+        <a:font script="Hans" typeface="等线 Light"/>
+        <a:font script="Hant" typeface="新細明體"/>
+        <a:font script="Arab" typeface="Times New Roman"/>
+        <a:font script="Hebr" typeface="Times New Roman"/>
+        <a:font script="Thai" typeface="Angsana New"/>
+        <a:font script="Ethi" typeface="Nyala"/>
+        <a:font script="Beng" typeface="Vrinda"/>
+        <a:font script="Gujr" typeface="Shruti"/>
+        <a:font script="Khmr" typeface="MoolBoran"/>
+        <a:font script="Knda" typeface="Tunga"/>
+        <a:font script="Guru" typeface="Raavi"/>
+        <a:font script="Cans" typeface="Euphemia"/>
+        <a:font script="Cher" typeface="Plantagenet Cherokee"/>
+        <a:font script="Yiii" typeface="Microsoft Yi Baiti"/>
+        <a:font script="Tibt" typeface="Microsoft Himalaya"/>
+        <a:font script="Thaa" typeface="MV Boli"/>
+        <a:font script="Deva" typeface="Mangal"/>
+        <a:font script="Telu" typeface="Gautami"/>
+        <a:font script="Taml" typeface="Latha"/>
+        <a:font script="Syrc" typeface="Estrangelo Edessa"/>
+        <a:font script="Orya" typeface="Kalinga"/>
+        <a:font script="Mlym" typeface="Kartika"/>
+        <a:font script="Laoo" typeface="DokChampa"/>
+        <a:font script="Sinh" typeface="Iskoola Pota"/>
+        <a:font script="Mong" typeface="Mongolian Baiti"/>
+        <a:font script="Viet" typeface="Times New Roman"/>
+        <a:font script="Uigh" typeface="Microsoft Uighur"/>
+        <a:font script="Geor" typeface="Sylfaen"/>
+        <a:font script="Armn" typeface="Arial"/>
+        <a:font script="Bugi" typeface="Leelawadee UI"/>
+        <a:font script="Bopo" typeface="Microsoft JhengHei"/>
+        <a:font script="Java" typeface="Javanese Text"/>
+        <a:font script="Lisu" typeface="Segoe UI"/>
+        <a:font script="Mymr" typeface="Myanmar Text"/>
+        <a:font script="Nkoo" typeface="Ebrima"/>
+        <a:font script="Olck" typeface="Nirmala UI"/>
+        <a:font script="Osma" typeface="Ebrima"/>
+        <a:font script="Phag" typeface="Phagspa"/>
+        <a:font script="Syrn" typeface="Estrangelo Edessa"/>
+        <a:font script="Syrj" typeface="Estrangelo Edessa"/>
+        <a:font script="Syre" typeface="Estrangelo Edessa"/>
+        <a:font script="Sora" typeface="Nirmala UI"/>
+        <a:font script="Tale" typeface="Microsoft Tai Le"/>
+        <a:font script="Talu" typeface="Microsoft New Tai Lue"/>
+        <a:font script="Tfng" typeface="Ebrima"/>
+      </a:majorFont>
+      <a:minorFont>
+        <a:latin typeface="Aptos" panose="02110004020202020204"/>
+        <a:ea typeface=""/>
+        <a:cs typeface=""/>
+        <a:font script="Jpan" typeface="游明朝"/>
+        <a:font script="Hang" typeface="맑은 고딕"/>
+        <a:font script="Hans" typeface="等线"/>
+        <a:font script="Hant" typeface="新細明體"/>
+        <a:font script="Arab" typeface="Arial"/>
+        <a:font script="Hebr" typeface="Arial"/>
+        <a:font script="Thai" typeface="Cordia New"/>
+        <a:font script="Ethi" typeface="Nyala"/>
+        <a:font script="Beng" typeface="Vrinda"/>
+        <a:font script="Gujr" typeface="Shruti"/>
+        <a:font script="Khmr" typeface="DaunPenh"/>
+        <a:font script="Knda" typeface="Tunga"/>
+        <a:font script="Guru" typeface="Raavi"/>
+        <a:font script="Cans" typeface="Euphemia"/>
+        <a:font script="Cher" typeface="Plantagenet Cherokee"/>
+        <a:font script="Yiii" typeface="Microsoft Yi Baiti"/>
+        <a:font script="Tibt" typeface="Microsoft Himalaya"/>
+        <a:font script="Thaa" typeface="MV Boli"/>
+        <a:font script="Deva" typeface="Mangal"/>
+        <a:font script="Telu" typeface="Gautami"/>
+        <a:font script="Taml" typeface="Latha"/>
+        <a:font script="Syrc" typeface="Estrangelo Edessa"/>
+        <a:font script="Orya" typeface="Kalinga"/>
+        <a:font script="Mlym" typeface="Kartika"/>
+        <a:font script="Laoo" typeface="DokChampa"/>
+        <a:font script="Sinh" typeface="Iskoola Pota"/>
+        <a:font script="Mong" typeface="Mongolian Baiti"/>
+        <a:font script="Viet" typeface="Arial"/>
+        <a:font script="Uigh" typeface="Microsoft Uighur"/>
+        <a:font script="Geor" typeface="Sylfaen"/>
+        <a:font script="Armn" typeface="Arial"/>
+        <a:font script="Bugi" typeface="Leelawadee UI"/>
+        <a:font script="Bopo" typeface="Microsoft JhengHei"/>
+        <a:font script="Java" typeface="Javanese Text"/>
+        <a:font script="Lisu" typeface="Segoe UI"/>
+        <a:font script="Mymr" typeface="Myanmar Text"/>
+        <a:font script="Nkoo" typeface="Ebrima"/>
+        <a:font script="Olck" typeface="Nirmala UI"/>
+        <a:font script="Osma" typeface="Ebrima"/>
+        <a:font script="Phag" typeface="Phagspa"/>
+        <a:font script="Syrn" typeface="Estrangelo Edessa"/>
+        <a:font script="Syrj" typeface="Estrangelo Edessa"/>
+        <a:font script="Syre" typeface="Estrangelo Edessa"/>
+        <a:font script="Sora" typeface="Nirmala UI"/>
+        <a:font script="Tale" typeface="Microsoft Tai Le"/>
+        <a:font script="Talu" typeface="Microsoft New Tai Lue"/>
+        <a:font script="Tfng" typeface="Ebrima"/>
+      </a:minorFont>
+    </a:fontScheme>
+    <a:fmtScheme name="Office">
+      <a:fillStyleLst>
+        <a:solidFill>
+          <a:schemeClr val="phClr"/>
+        </a:solidFill>
+        <a:gradFill rotWithShape="1">
+          <a:gsLst>
+            <a:gs pos="0">
+              <a:schemeClr val="phClr">
+                <a:lumMod val="110000"/>
+                <a:satMod val="105000"/>
+                <a:tint val="67000"/>
+              </a:schemeClr>
+            </a:gs>
+            <a:gs pos="50000">
+              <a:schemeClr val="phClr">
+                <a:lumMod val="105000"/>
+                <a:satMod val="103000"/>
+                <a:tint val="73000"/>
+              </a:schemeClr>
+            </a:gs>
+            <a:gs pos="100000">
+              <a:schemeClr val="phClr">
+                <a:lumMod val="105000"/>
+                <a:satMod val="109000"/>
+                <a:tint val="81000"/>
+              </a:schemeClr>
+            </a:gs>
+          </a:gsLst>
+          <a:lin ang="5400000" scaled="0"/>
+        </a:gradFill>
+        <a:gradFill rotWithShape="1">
+          <a:gsLst>
+            <a:gs pos="0">
+              <a:schemeClr val="phClr">
+                <a:satMod val="103000"/>
+                <a:lumMod val="102000"/>
+                <a:tint val="94000"/>
+              </a:schemeClr>
+            </a:gs>
+            <a:gs pos="50000">
+              <a:schemeClr val="phClr">
+                <a:satMod val="110000"/>
+                <a:lumMod val="100000"/>
+                <a:shade val="100000"/>
+              </a:schemeClr>
+            </a:gs>
+            <a:gs pos="100000">
+              <a:schemeClr val="phClr">
+                <a:lumMod val="99000"/>
+                <a:satMod val="120000"/>
+                <a:shade val="78000"/>
+              </a:schemeClr>
+            </a:gs>
+          </a:gsLst>
+          <a:lin ang="5400000" scaled="0"/>
+        </a:gradFill>
+      </a:fillStyleLst>
+      <a:lnStyleLst>
+        <a:ln w="12700" cap="flat" cmpd="sng" algn="ctr">
+          <a:solidFill>
+            <a:schemeClr val="phClr"/>
+          </a:solidFill>
+          <a:prstDash val="solid"/>
+          <a:miter lim="800000"/>
+        </a:ln>
+        <a:ln w="19050" cap="flat" cmpd="sng" algn="ctr">
+          <a:solidFill>
+            <a:schemeClr val="phClr"/>
+          </a:solidFill>
+          <a:prstDash val="solid"/>
+          <a:miter lim="800000"/>
+        </a:ln>
+        <a:ln w="25400" cap="flat" cmpd="sng" algn="ctr">
+          <a:solidFill>
+            <a:schemeClr val="phClr"/>
+          </a:solidFill>
+          <a:prstDash val="solid"/>
+          <a:miter lim="800000"/>
+        </a:ln>
+      </a:lnStyleLst>
+      <a:effectStyleLst>
+        <a:effectStyle>
+          <a:effectLst/>
+        </a:effectStyle>
+        <a:effectStyle>
+          <a:effectLst/>
+        </a:effectStyle>
+        <a:effectStyle>
+          <a:effectLst>
+            <a:outerShdw blurRad="57150" dist="19050" dir="5400000" algn="ctr" rotWithShape="0">
+              <a:srgbClr val="000000">
+                <a:alpha val="63000"/>
+              </a:srgbClr>
+            </a:outerShdw>
+          </a:effectLst>
+        </a:effectStyle>
+      </a:effectStyleLst>
+      <a:bgFillStyleLst>
+        <a:solidFill>
+          <a:schemeClr val="phClr"/>
+        </a:solidFill>
+        <a:solidFill>
+          <a:schemeClr val="phClr">
+            <a:tint val="95000"/>
+            <a:satMod val="170000"/>
+          </a:schemeClr>
+        </a:solidFill>
+        <a:gradFill rotWithShape="1">
+          <a:gsLst>
+            <a:gs pos="0">
+              <a:schemeClr val="phClr">
+                <a:tint val="93000"/>
+                <a:satMod val="150000"/>
+                <a:shade val="98000"/>
+                <a:lumMod val="102000"/>
+              </a:schemeClr>
+            </a:gs>
+            <a:gs pos="50000">
+              <a:schemeClr val="phClr">
+                <a:tint val="98000"/>
+                <a:satMod val="130000"/>
+                <a:shade val="90000"/>
+                <a:lumMod val="103000"/>
+              </a:schemeClr>
+            </a:gs>
+            <a:gs pos="100000">
+              <a:schemeClr val="phClr">
+                <a:shade val="63000"/>
+                <a:satMod val="120000"/>
+              </a:schemeClr>
+            </a:gs>
+          </a:gsLst>
+          <a:lin ang="5400000" scaled="0"/>
+        </a:gradFill>
+      </a:bgFillStyleLst>
+    </a:fmtScheme>
+  </a:themeElements>
+  <a:objectDefaults>
+    <a:lnDef>
+      <a:spPr/>
+      <a:bodyPr/>
+      <a:lstStyle/>
+      <a:style>
+        <a:lnRef idx="2">
+          <a:schemeClr val="accent1"/>
+        </a:lnRef>
+        <a:fillRef idx="0">
+          <a:schemeClr val="accent1"/>
+        </a:fillRef>
+        <a:effectRef idx="1">
+          <a:schemeClr val="accent1"/>
+        </a:effectRef>
+        <a:fontRef idx="minor">
+          <a:schemeClr val="tx1"/>
+        </a:fontRef>
+      </a:style>
+    </a:lnDef>
+  </a:objectDefaults>
+  <a:extraClrSchemeLst/>
+  <a:extLst>
+    <a:ext uri="{05A4C25C-085E-4340-85A3-A5531E510DB2}">
+      <thm15:themeFamily xmlns:thm15="http://schemas.microsoft.com/office/thememl/2012/main" name="Office Theme" id="{2E142A2C-CD16-42D6-873A-C26D2A0506FA}" vid="{1BDDFF52-6CD6-40A5-AB3C-68EB2F1E4D0A}"/>
+    </a:ext>
+  </a:extLst>
+</a:theme>
 </file>